--- a/lessons/9-1/downloads/9-1-notes-teacher-l1.docx
+++ b/lessons/9-1/downloads/9-1-notes-teacher-l1.docx
@@ -1037,6 +1037,468 @@
         </w:tc>
       </w:tr>
     </w:tbl>
+    <w:tbl>
+      <w:tblPr>
+        <w:tblW w:type="pct" w:w="100%"/>
+        <w:tblBorders>
+          <w:top w:val="none" w:color="FFFFFF" w:sz="0"/>
+          <w:left w:val="none" w:color="FFFFFF" w:sz="0"/>
+          <w:bottom w:val="single" w:color="C7D2DD" w:sz="4"/>
+          <w:right w:val="none" w:color="FFFFFF" w:sz="0"/>
+          <w:insideH w:val="none" w:color="FFFFFF" w:sz="0"/>
+          <w:insideV w:val="none" w:color="FFFFFF" w:sz="0"/>
+        </w:tblBorders>
+      </w:tblPr>
+      <w:tblGrid>
+        <w:gridCol w:w="1800"/>
+        <w:gridCol w:w="7560"/>
+      </w:tblGrid>
+      <w:tr>
+        <w:trPr>
+          <w:cantSplit/>
+        </w:trPr>
+        <w:tc>
+          <w:tcPr>
+            <w:tcW w:type="dxa" w:w="1800"/>
+            <w:tcMar>
+              <w:top w:type="dxa" w:w="100"/>
+              <w:left w:type="dxa" w:w="40"/>
+              <w:bottom w:type="dxa" w:w="100"/>
+              <w:right w:type="dxa" w:w="120"/>
+            </w:tcMar>
+            <w:vAlign w:val="center"/>
+          </w:tcPr>
+          <w:p>
+            <w:pPr>
+              <w:spacing w:after="0"/>
+              <w:jc w:val="center"/>
+            </w:pPr>
+            <w:r>
+              <w:drawing>
+                <wp:inline distT="0" distB="0" distL="0" distR="0">
+                  <wp:extent cx="1047750" cy="790575"/>
+                  <wp:effectExtent t="0" r="0" b="0" l="0"/>
+                  <wp:docPr id="1" name="" descr="" title=""/>
+                  <wp:cNvGraphicFramePr>
+                    <a:graphicFrameLocks xmlns:a="http://schemas.openxmlformats.org/drawingml/2006/main" noChangeAspect="1"/>
+                  </wp:cNvGraphicFramePr>
+                  <a:graphic xmlns:a="http://schemas.openxmlformats.org/drawingml/2006/main">
+                    <a:graphicData uri="http://schemas.openxmlformats.org/drawingml/2006/picture">
+                      <pic:pic xmlns:pic="http://schemas.openxmlformats.org/drawingml/2006/picture">
+                        <pic:nvPicPr>
+                          <pic:cNvPr id="0" name="" descr=""/>
+                          <pic:cNvPicPr>
+                            <a:picLocks noChangeAspect="1" noChangeArrowheads="1"/>
+                          </pic:cNvPicPr>
+                        </pic:nvPicPr>
+                        <pic:blipFill>
+                          <a:blip r:embed="rId12" cstate="none"/>
+                          <a:srcRect/>
+                          <a:stretch>
+                            <a:fillRect/>
+                          </a:stretch>
+                        </pic:blipFill>
+                        <pic:spPr bwMode="auto">
+                          <a:xfrm>
+                            <a:off x="0" y="0"/>
+                            <a:ext cx="1047750" cy="790575"/>
+                          </a:xfrm>
+                          <a:prstGeom prst="rect">
+                            <a:avLst/>
+                          </a:prstGeom>
+                        </pic:spPr>
+                      </pic:pic>
+                    </a:graphicData>
+                  </a:graphic>
+                </wp:inline>
+              </w:drawing>
+            </w:r>
+          </w:p>
+        </w:tc>
+        <w:tc>
+          <w:tcPr>
+            <w:tcW w:type="dxa" w:w="7560"/>
+            <w:tcMar>
+              <w:top w:type="dxa" w:w="100"/>
+              <w:left w:type="dxa" w:w="40"/>
+              <w:bottom w:type="dxa" w:w="100"/>
+              <w:right w:type="dxa" w:w="40"/>
+            </w:tcMar>
+            <w:vAlign w:val="center"/>
+          </w:tcPr>
+          <w:p>
+            <w:pPr>
+              <w:spacing w:after="50"/>
+            </w:pPr>
+            <w:r>
+              <w:rPr>
+                <w:b/>
+                <w:bCs/>
+                <w:color w:val="12355B"/>
+                <w:sz w:val="24"/>
+                <w:szCs w:val="24"/>
+              </w:rPr>
+              <w:t xml:space="preserve">Table of values</w:t>
+            </w:r>
+            <w:r>
+              <w:rPr>
+                <w:i/>
+                <w:iCs/>
+                <w:color w:val="5F6F80"/>
+                <w:sz w:val="19"/>
+                <w:szCs w:val="19"/>
+              </w:rPr>
+              <w:t xml:space="preserve">   Tabla de valores</w:t>
+            </w:r>
+          </w:p>
+          <w:p>
+            <w:pPr>
+              <w:spacing w:after="40"/>
+            </w:pPr>
+            <w:r>
+              <w:rPr>
+                <w:sz w:val="21"/>
+                <w:szCs w:val="21"/>
+              </w:rPr>
+              <w:t xml:space="preserve">A list of matched input and output pairs.</w:t>
+            </w:r>
+          </w:p>
+          <w:p>
+            <w:pPr>
+              <w:spacing w:after="0"/>
+            </w:pPr>
+            <w:r>
+              <w:rPr>
+                <w:b/>
+                <w:bCs/>
+                <w:color w:val="1FA6A2"/>
+                <w:sz w:val="18"/>
+                <w:szCs w:val="18"/>
+              </w:rPr>
+              <w:t xml:space="preserve">Example:  </w:t>
+            </w:r>
+            <w:r>
+              <w:rPr>
+                <w:i/>
+                <w:iCs/>
+                <w:color w:val="5F6F80"/>
+                <w:sz w:val="18"/>
+                <w:szCs w:val="18"/>
+              </w:rPr>
+              <w:t xml:space="preserve">x: 2, 4 paired with y: 14, 28</w:t>
+            </w:r>
+          </w:p>
+        </w:tc>
+      </w:tr>
+    </w:tbl>
+    <w:tbl>
+      <w:tblPr>
+        <w:tblW w:type="pct" w:w="100%"/>
+        <w:tblBorders>
+          <w:top w:val="none" w:color="FFFFFF" w:sz="0"/>
+          <w:left w:val="none" w:color="FFFFFF" w:sz="0"/>
+          <w:bottom w:val="single" w:color="C7D2DD" w:sz="4"/>
+          <w:right w:val="none" w:color="FFFFFF" w:sz="0"/>
+          <w:insideH w:val="none" w:color="FFFFFF" w:sz="0"/>
+          <w:insideV w:val="none" w:color="FFFFFF" w:sz="0"/>
+        </w:tblBorders>
+      </w:tblPr>
+      <w:tblGrid>
+        <w:gridCol w:w="1800"/>
+        <w:gridCol w:w="7560"/>
+      </w:tblGrid>
+      <w:tr>
+        <w:trPr>
+          <w:cantSplit/>
+        </w:trPr>
+        <w:tc>
+          <w:tcPr>
+            <w:tcW w:type="dxa" w:w="1800"/>
+            <w:tcMar>
+              <w:top w:type="dxa" w:w="100"/>
+              <w:left w:type="dxa" w:w="40"/>
+              <w:bottom w:type="dxa" w:w="100"/>
+              <w:right w:type="dxa" w:w="120"/>
+            </w:tcMar>
+            <w:vAlign w:val="center"/>
+          </w:tcPr>
+          <w:p>
+            <w:pPr>
+              <w:spacing w:after="0"/>
+              <w:jc w:val="center"/>
+            </w:pPr>
+            <w:r>
+              <w:drawing>
+                <wp:inline distT="0" distB="0" distL="0" distR="0">
+                  <wp:extent cx="1047750" cy="790575"/>
+                  <wp:effectExtent t="0" r="0" b="0" l="0"/>
+                  <wp:docPr id="1" name="" descr="" title=""/>
+                  <wp:cNvGraphicFramePr>
+                    <a:graphicFrameLocks xmlns:a="http://schemas.openxmlformats.org/drawingml/2006/main" noChangeAspect="1"/>
+                  </wp:cNvGraphicFramePr>
+                  <a:graphic xmlns:a="http://schemas.openxmlformats.org/drawingml/2006/main">
+                    <a:graphicData uri="http://schemas.openxmlformats.org/drawingml/2006/picture">
+                      <pic:pic xmlns:pic="http://schemas.openxmlformats.org/drawingml/2006/picture">
+                        <pic:nvPicPr>
+                          <pic:cNvPr id="0" name="" descr=""/>
+                          <pic:cNvPicPr>
+                            <a:picLocks noChangeAspect="1" noChangeArrowheads="1"/>
+                          </pic:cNvPicPr>
+                        </pic:nvPicPr>
+                        <pic:blipFill>
+                          <a:blip r:embed="rId12" cstate="none"/>
+                          <a:srcRect/>
+                          <a:stretch>
+                            <a:fillRect/>
+                          </a:stretch>
+                        </pic:blipFill>
+                        <pic:spPr bwMode="auto">
+                          <a:xfrm>
+                            <a:off x="0" y="0"/>
+                            <a:ext cx="1047750" cy="790575"/>
+                          </a:xfrm>
+                          <a:prstGeom prst="rect">
+                            <a:avLst/>
+                          </a:prstGeom>
+                        </pic:spPr>
+                      </pic:pic>
+                    </a:graphicData>
+                  </a:graphic>
+                </wp:inline>
+              </w:drawing>
+            </w:r>
+          </w:p>
+        </w:tc>
+        <w:tc>
+          <w:tcPr>
+            <w:tcW w:type="dxa" w:w="7560"/>
+            <w:tcMar>
+              <w:top w:type="dxa" w:w="100"/>
+              <w:left w:type="dxa" w:w="40"/>
+              <w:bottom w:type="dxa" w:w="100"/>
+              <w:right w:type="dxa" w:w="40"/>
+            </w:tcMar>
+            <w:vAlign w:val="center"/>
+          </w:tcPr>
+          <w:p>
+            <w:pPr>
+              <w:spacing w:after="50"/>
+            </w:pPr>
+            <w:r>
+              <w:rPr>
+                <w:b/>
+                <w:bCs/>
+                <w:color w:val="12355B"/>
+                <w:sz w:val="24"/>
+                <w:szCs w:val="24"/>
+              </w:rPr>
+              <w:t xml:space="preserve">Input</w:t>
+            </w:r>
+            <w:r>
+              <w:rPr>
+                <w:i/>
+                <w:iCs/>
+                <w:color w:val="5F6F80"/>
+                <w:sz w:val="19"/>
+                <w:szCs w:val="19"/>
+              </w:rPr>
+              <w:t xml:space="preserve">   Entrada</w:t>
+            </w:r>
+          </w:p>
+          <w:p>
+            <w:pPr>
+              <w:spacing w:after="40"/>
+            </w:pPr>
+            <w:r>
+              <w:rPr>
+                <w:sz w:val="21"/>
+                <w:szCs w:val="21"/>
+              </w:rPr>
+              <w:t xml:space="preserve">The independent value you put in; it fills the first column of a table.</w:t>
+            </w:r>
+          </w:p>
+          <w:p>
+            <w:pPr>
+              <w:spacing w:after="0"/>
+            </w:pPr>
+            <w:r>
+              <w:rPr>
+                <w:b/>
+                <w:bCs/>
+                <w:color w:val="1FA6A2"/>
+                <w:sz w:val="18"/>
+                <w:szCs w:val="18"/>
+              </w:rPr>
+              <w:t xml:space="preserve">Example:  </w:t>
+            </w:r>
+            <w:r>
+              <w:rPr>
+                <w:i/>
+                <w:iCs/>
+                <w:color w:val="5F6F80"/>
+                <w:sz w:val="18"/>
+                <w:szCs w:val="18"/>
+              </w:rPr>
+              <w:t xml:space="preserve">Minutes jogged</w:t>
+            </w:r>
+          </w:p>
+        </w:tc>
+      </w:tr>
+    </w:tbl>
+    <w:tbl>
+      <w:tblPr>
+        <w:tblW w:type="pct" w:w="100%"/>
+        <w:tblBorders>
+          <w:top w:val="none" w:color="FFFFFF" w:sz="0"/>
+          <w:left w:val="none" w:color="FFFFFF" w:sz="0"/>
+          <w:bottom w:val="single" w:color="C7D2DD" w:sz="4"/>
+          <w:right w:val="none" w:color="FFFFFF" w:sz="0"/>
+          <w:insideH w:val="none" w:color="FFFFFF" w:sz="0"/>
+          <w:insideV w:val="none" w:color="FFFFFF" w:sz="0"/>
+        </w:tblBorders>
+      </w:tblPr>
+      <w:tblGrid>
+        <w:gridCol w:w="1800"/>
+        <w:gridCol w:w="7560"/>
+      </w:tblGrid>
+      <w:tr>
+        <w:trPr>
+          <w:cantSplit/>
+        </w:trPr>
+        <w:tc>
+          <w:tcPr>
+            <w:tcW w:type="dxa" w:w="1800"/>
+            <w:tcMar>
+              <w:top w:type="dxa" w:w="100"/>
+              <w:left w:type="dxa" w:w="40"/>
+              <w:bottom w:type="dxa" w:w="100"/>
+              <w:right w:type="dxa" w:w="120"/>
+            </w:tcMar>
+            <w:vAlign w:val="center"/>
+          </w:tcPr>
+          <w:p>
+            <w:pPr>
+              <w:spacing w:after="0"/>
+              <w:jc w:val="center"/>
+            </w:pPr>
+            <w:r>
+              <w:drawing>
+                <wp:inline distT="0" distB="0" distL="0" distR="0">
+                  <wp:extent cx="1047750" cy="790575"/>
+                  <wp:effectExtent t="0" r="0" b="0" l="0"/>
+                  <wp:docPr id="1" name="" descr="" title=""/>
+                  <wp:cNvGraphicFramePr>
+                    <a:graphicFrameLocks xmlns:a="http://schemas.openxmlformats.org/drawingml/2006/main" noChangeAspect="1"/>
+                  </wp:cNvGraphicFramePr>
+                  <a:graphic xmlns:a="http://schemas.openxmlformats.org/drawingml/2006/main">
+                    <a:graphicData uri="http://schemas.openxmlformats.org/drawingml/2006/picture">
+                      <pic:pic xmlns:pic="http://schemas.openxmlformats.org/drawingml/2006/picture">
+                        <pic:nvPicPr>
+                          <pic:cNvPr id="0" name="" descr=""/>
+                          <pic:cNvPicPr>
+                            <a:picLocks noChangeAspect="1" noChangeArrowheads="1"/>
+                          </pic:cNvPicPr>
+                        </pic:nvPicPr>
+                        <pic:blipFill>
+                          <a:blip r:embed="rId12" cstate="none"/>
+                          <a:srcRect/>
+                          <a:stretch>
+                            <a:fillRect/>
+                          </a:stretch>
+                        </pic:blipFill>
+                        <pic:spPr bwMode="auto">
+                          <a:xfrm>
+                            <a:off x="0" y="0"/>
+                            <a:ext cx="1047750" cy="790575"/>
+                          </a:xfrm>
+                          <a:prstGeom prst="rect">
+                            <a:avLst/>
+                          </a:prstGeom>
+                        </pic:spPr>
+                      </pic:pic>
+                    </a:graphicData>
+                  </a:graphic>
+                </wp:inline>
+              </w:drawing>
+            </w:r>
+          </w:p>
+        </w:tc>
+        <w:tc>
+          <w:tcPr>
+            <w:tcW w:type="dxa" w:w="7560"/>
+            <w:tcMar>
+              <w:top w:type="dxa" w:w="100"/>
+              <w:left w:type="dxa" w:w="40"/>
+              <w:bottom w:type="dxa" w:w="100"/>
+              <w:right w:type="dxa" w:w="40"/>
+            </w:tcMar>
+            <w:vAlign w:val="center"/>
+          </w:tcPr>
+          <w:p>
+            <w:pPr>
+              <w:spacing w:after="50"/>
+            </w:pPr>
+            <w:r>
+              <w:rPr>
+                <w:b/>
+                <w:bCs/>
+                <w:color w:val="12355B"/>
+                <w:sz w:val="24"/>
+                <w:szCs w:val="24"/>
+              </w:rPr>
+              <w:t xml:space="preserve">Output</w:t>
+            </w:r>
+            <w:r>
+              <w:rPr>
+                <w:i/>
+                <w:iCs/>
+                <w:color w:val="5F6F80"/>
+                <w:sz w:val="19"/>
+                <w:szCs w:val="19"/>
+              </w:rPr>
+              <w:t xml:space="preserve">   Salida</w:t>
+            </w:r>
+          </w:p>
+          <w:p>
+            <w:pPr>
+              <w:spacing w:after="40"/>
+            </w:pPr>
+            <w:r>
+              <w:rPr>
+                <w:sz w:val="21"/>
+                <w:szCs w:val="21"/>
+              </w:rPr>
+              <w:t xml:space="preserve">The dependent value that comes out; it fills the second column of a table.</w:t>
+            </w:r>
+          </w:p>
+          <w:p>
+            <w:pPr>
+              <w:spacing w:after="0"/>
+            </w:pPr>
+            <w:r>
+              <w:rPr>
+                <w:b/>
+                <w:bCs/>
+                <w:color w:val="1FA6A2"/>
+                <w:sz w:val="18"/>
+                <w:szCs w:val="18"/>
+              </w:rPr>
+              <w:t xml:space="preserve">Example:  </w:t>
+            </w:r>
+            <w:r>
+              <w:rPr>
+                <w:i/>
+                <w:iCs/>
+                <w:color w:val="5F6F80"/>
+                <w:sz w:val="18"/>
+                <w:szCs w:val="18"/>
+              </w:rPr>
+              <w:t xml:space="preserve">Calories burned</w:t>
+            </w:r>
+          </w:p>
+        </w:tc>
+      </w:tr>
+    </w:tbl>
     <w:p>
       <w:pPr>
         <w:pStyle w:val="Heading1"/>
@@ -1125,7 +1587,7 @@
                 <w:sz w:val="21"/>
                 <w:szCs w:val="21"/>
               </w:rPr>
-              <w:t xml:space="preserve">independent variable      •      dependent variable      •      depends on      •      quantity      •      relationship</w:t>
+              <w:t xml:space="preserve">independent variable      •      dependent variable      •      depends on      •      quantity      •      relationship      •      Table of values      •      Input      •      Output</w:t>
             </w:r>
           </w:p>
         </w:tc>
@@ -1350,6 +1812,117 @@
           <w:szCs w:val="22"/>
         </w:rPr>
         <w:t xml:space="preserve">How two quantities change together is a </w:t>
+      </w:r>
+      <w:r>
+        <w:rPr>
+          <w:sz w:val="22"/>
+          <w:szCs w:val="22"/>
+        </w:rPr>
+        <w:t xml:space="preserve">________________</w:t>
+      </w:r>
+      <w:r>
+        <w:rPr>
+          <w:sz w:val="22"/>
+          <w:szCs w:val="22"/>
+        </w:rPr>
+        <w:t xml:space="preserve">.</w:t>
+      </w:r>
+    </w:p>
+    <w:p>
+      <w:pPr>
+        <w:keepLines/>
+        <w:spacing w:after="260" w:before="200"/>
+      </w:pPr>
+      <w:r>
+        <w:rPr>
+          <w:b/>
+          <w:bCs/>
+          <w:color w:val="12355B"/>
+          <w:sz w:val="22"/>
+          <w:szCs w:val="22"/>
+        </w:rPr>
+        <w:t xml:space="preserve">6.  </w:t>
+      </w:r>
+      <w:r>
+        <w:rPr>
+          <w:sz w:val="22"/>
+          <w:szCs w:val="22"/>
+        </w:rPr>
+        <w:t xml:space="preserve">A list of matched input and output pairs is a </w:t>
+      </w:r>
+      <w:r>
+        <w:rPr>
+          <w:sz w:val="22"/>
+          <w:szCs w:val="22"/>
+        </w:rPr>
+        <w:t xml:space="preserve">________________</w:t>
+      </w:r>
+      <w:r>
+        <w:rPr>
+          <w:sz w:val="22"/>
+          <w:szCs w:val="22"/>
+        </w:rPr>
+        <w:t xml:space="preserve">.</w:t>
+      </w:r>
+    </w:p>
+    <w:p>
+      <w:pPr>
+        <w:keepLines/>
+        <w:spacing w:after="260" w:before="200"/>
+      </w:pPr>
+      <w:r>
+        <w:rPr>
+          <w:b/>
+          <w:bCs/>
+          <w:color w:val="12355B"/>
+          <w:sz w:val="22"/>
+          <w:szCs w:val="22"/>
+        </w:rPr>
+        <w:t xml:space="preserve">7.  </w:t>
+      </w:r>
+      <w:r>
+        <w:rPr>
+          <w:sz w:val="22"/>
+          <w:szCs w:val="22"/>
+        </w:rPr>
+        <w:t xml:space="preserve">The independent value you put in is the </w:t>
+      </w:r>
+      <w:r>
+        <w:rPr>
+          <w:sz w:val="22"/>
+          <w:szCs w:val="22"/>
+        </w:rPr>
+        <w:t xml:space="preserve">________________</w:t>
+      </w:r>
+      <w:r>
+        <w:rPr>
+          <w:sz w:val="22"/>
+          <w:szCs w:val="22"/>
+        </w:rPr>
+        <w:t xml:space="preserve">.</w:t>
+      </w:r>
+    </w:p>
+    <w:p>
+      <w:pPr>
+        <w:keepLines/>
+        <w:spacing w:after="260" w:before="200"/>
+      </w:pPr>
+      <w:r>
+        <w:rPr>
+          <w:b/>
+          <w:bCs/>
+          <w:color w:val="12355B"/>
+          <w:sz w:val="22"/>
+          <w:szCs w:val="22"/>
+        </w:rPr>
+        <w:t xml:space="preserve">8.  </w:t>
+      </w:r>
+      <w:r>
+        <w:rPr>
+          <w:sz w:val="22"/>
+          <w:szCs w:val="22"/>
+        </w:rPr>
+        <w:t xml:space="preserve">The dependent value that comes out is the </w:t>
       </w:r>
       <w:r>
         <w:rPr>
@@ -2353,7 +2926,7 @@
           <w:sz w:val="20"/>
           <w:szCs w:val="20"/>
         </w:rPr>
-        <w:t xml:space="preserve">A)  Hours of sunlight</w:t>
+        <w:t xml:space="preserve">A)  Plant height</w:t>
       </w:r>
     </w:p>
     <w:p>
@@ -2366,7 +2939,7 @@
           <w:sz w:val="20"/>
           <w:szCs w:val="20"/>
         </w:rPr>
-        <w:t xml:space="preserve">B)  Plant height</w:t>
+        <w:t xml:space="preserve">B)  Hours of sunlight</w:t>
       </w:r>
     </w:p>
     <w:p>
@@ -2438,7 +3011,7 @@
           <w:sz w:val="21"/>
           <w:szCs w:val="21"/>
         </w:rPr>
-        <w:t xml:space="preserve">A. Hours of sunlight</w:t>
+        <w:t xml:space="preserve">B. Hours of sunlight</w:t>
       </w:r>
     </w:p>
     <w:p>
@@ -2521,7 +3094,7 @@
           <w:sz w:val="20"/>
           <w:szCs w:val="20"/>
         </w:rPr>
-        <w:t xml:space="preserve">A)  Plant height</w:t>
+        <w:t xml:space="preserve">A)  Hours of sunlight</w:t>
       </w:r>
     </w:p>
     <w:p>
@@ -2534,7 +3107,7 @@
           <w:sz w:val="20"/>
           <w:szCs w:val="20"/>
         </w:rPr>
-        <w:t xml:space="preserve">B)  Hours of sunlight</w:t>
+        <w:t xml:space="preserve">B)  The kind of seed</w:t>
       </w:r>
     </w:p>
     <w:p>
@@ -2547,7 +3120,7 @@
           <w:sz w:val="20"/>
           <w:szCs w:val="20"/>
         </w:rPr>
-        <w:t xml:space="preserve">C)  The kind of seed</w:t>
+        <w:t xml:space="preserve">C)  The size of the tray</w:t>
       </w:r>
     </w:p>
     <w:p>
@@ -2560,7 +3133,7 @@
           <w:sz w:val="20"/>
           <w:szCs w:val="20"/>
         </w:rPr>
-        <w:t xml:space="preserve">D)  The size of the tray</w:t>
+        <w:t xml:space="preserve">D)  Plant height</w:t>
       </w:r>
     </w:p>
     <w:p>
@@ -3290,7 +3863,7 @@
           <w:sz w:val="20"/>
           <w:szCs w:val="20"/>
         </w:rPr>
-        <w:t xml:space="preserve">A)  Minutes she jogs</w:t>
+        <w:t xml:space="preserve">A)  Calories she burns</w:t>
       </w:r>
     </w:p>
     <w:p>
@@ -3303,7 +3876,7 @@
           <w:sz w:val="20"/>
           <w:szCs w:val="20"/>
         </w:rPr>
-        <w:t xml:space="preserve">B)  Calories she burns</w:t>
+        <w:t xml:space="preserve">B)  Her heart rate</w:t>
       </w:r>
     </w:p>
     <w:p>
@@ -3316,7 +3889,7 @@
           <w:sz w:val="20"/>
           <w:szCs w:val="20"/>
         </w:rPr>
-        <w:t xml:space="preserve">C)  Her heart rate</w:t>
+        <w:t xml:space="preserve">C)  Minutes she jogs</w:t>
       </w:r>
     </w:p>
     <w:p>
@@ -3420,7 +3993,7 @@
           <w:sz w:val="20"/>
           <w:szCs w:val="20"/>
         </w:rPr>
-        <w:t xml:space="preserve">A)  Calories burned depends on minutes jogged.</w:t>
+        <w:t xml:space="preserve">A)  Minutes jogged depends on Calories burned.</w:t>
       </w:r>
     </w:p>
     <w:p>
@@ -3433,7 +4006,7 @@
           <w:sz w:val="20"/>
           <w:szCs w:val="20"/>
         </w:rPr>
-        <w:t xml:space="preserve">B)  Minutes jogged depends on Calories burned.</w:t>
+        <w:t xml:space="preserve">B)  Calories burned depends on Calories burned.</w:t>
       </w:r>
     </w:p>
     <w:p>
@@ -3446,7 +4019,7 @@
           <w:sz w:val="20"/>
           <w:szCs w:val="20"/>
         </w:rPr>
-        <w:t xml:space="preserve">C)  Calories burned depends on Calories burned.</w:t>
+        <w:t xml:space="preserve">C)  Neither quantity depends on the other.</w:t>
       </w:r>
     </w:p>
     <w:p>
@@ -3459,7 +4032,7 @@
           <w:sz w:val="20"/>
           <w:szCs w:val="20"/>
         </w:rPr>
-        <w:t xml:space="preserve">D)  Neither quantity depends on the other.</w:t>
+        <w:t xml:space="preserve">D)  Calories burned depends on minutes jogged.</w:t>
       </w:r>
     </w:p>
     <w:p>
@@ -3550,7 +4123,7 @@
           <w:sz w:val="20"/>
           <w:szCs w:val="20"/>
         </w:rPr>
-        <w:t xml:space="preserve">A)  increases</w:t>
+        <w:t xml:space="preserve">A)  decreases</w:t>
       </w:r>
     </w:p>
     <w:p>
@@ -3563,7 +4136,7 @@
           <w:sz w:val="20"/>
           <w:szCs w:val="20"/>
         </w:rPr>
-        <w:t xml:space="preserve">B)  decreases</w:t>
+        <w:t xml:space="preserve">B)  stays the same</w:t>
       </w:r>
     </w:p>
     <w:p>
@@ -3576,7 +4149,7 @@
           <w:sz w:val="20"/>
           <w:szCs w:val="20"/>
         </w:rPr>
-        <w:t xml:space="preserve">C)  stays the same</w:t>
+        <w:t xml:space="preserve">C)  increases</w:t>
       </w:r>
     </w:p>
     <w:p>
@@ -3843,7 +4416,7 @@
           <w:sz w:val="21"/>
           <w:szCs w:val="21"/>
         </w:rPr>
-        <w:t xml:space="preserve">A)  The total charge depends on the number of hours, so hours is the independent variable.</w:t>
+        <w:t xml:space="preserve">A)  The number of hours depends on the total charge, so the charge is the independent variable.</w:t>
       </w:r>
     </w:p>
     <w:p>
@@ -3856,7 +4429,7 @@
           <w:sz w:val="21"/>
           <w:szCs w:val="21"/>
         </w:rPr>
-        <w:t xml:space="preserve">B)  The number of hours depends on the total charge, so the charge is the independent variable.</w:t>
+        <w:t xml:space="preserve">B)  Both quantities are independent variables.</w:t>
       </w:r>
     </w:p>
     <w:p>
@@ -3869,7 +4442,7 @@
           <w:sz w:val="21"/>
           <w:szCs w:val="21"/>
         </w:rPr>
-        <w:t xml:space="preserve">C)  Both quantities are independent variables.</w:t>
+        <w:t xml:space="preserve">C)  The total charge depends on the number of hours, so hours is the independent variable.</w:t>
       </w:r>
     </w:p>
     <w:p>
@@ -4053,6 +4626,69 @@
     </w:p>
     <w:p>
       <w:pPr>
+        <w:spacing w:after="80"/>
+      </w:pPr>
+      <w:r>
+        <w:rPr>
+          <w:b/>
+          <w:bCs/>
+          <w:sz w:val="21"/>
+          <w:szCs w:val="21"/>
+        </w:rPr>
+        <w:t xml:space="preserve">Notes 6:  </w:t>
+      </w:r>
+      <w:r>
+        <w:rPr>
+          <w:sz w:val="21"/>
+          <w:szCs w:val="21"/>
+        </w:rPr>
+        <w:t xml:space="preserve">Table of values</w:t>
+      </w:r>
+    </w:p>
+    <w:p>
+      <w:pPr>
+        <w:spacing w:after="80"/>
+      </w:pPr>
+      <w:r>
+        <w:rPr>
+          <w:b/>
+          <w:bCs/>
+          <w:sz w:val="21"/>
+          <w:szCs w:val="21"/>
+        </w:rPr>
+        <w:t xml:space="preserve">Notes 7:  </w:t>
+      </w:r>
+      <w:r>
+        <w:rPr>
+          <w:sz w:val="21"/>
+          <w:szCs w:val="21"/>
+        </w:rPr>
+        <w:t xml:space="preserve">Input</w:t>
+      </w:r>
+    </w:p>
+    <w:p>
+      <w:pPr>
+        <w:spacing w:after="80"/>
+      </w:pPr>
+      <w:r>
+        <w:rPr>
+          <w:b/>
+          <w:bCs/>
+          <w:sz w:val="21"/>
+          <w:szCs w:val="21"/>
+        </w:rPr>
+        <w:t xml:space="preserve">Notes 8:  </w:t>
+      </w:r>
+      <w:r>
+        <w:rPr>
+          <w:sz w:val="21"/>
+          <w:szCs w:val="21"/>
+        </w:rPr>
+        <w:t xml:space="preserve">Output</w:t>
+      </w:r>
+    </w:p>
+    <w:p>
+      <w:pPr>
         <w:pStyle w:val="Heading2"/>
         <w:spacing w:after="80" w:before="180"/>
       </w:pPr>
@@ -4085,7 +4721,7 @@
           <w:sz w:val="21"/>
           <w:szCs w:val="21"/>
         </w:rPr>
-        <w:t xml:space="preserve">A. Hours of sunlight</w:t>
+        <w:t xml:space="preserve">B. Hours of sunlight</w:t>
       </w:r>
     </w:p>
     <w:p>
@@ -4106,7 +4742,7 @@
           <w:sz w:val="21"/>
           <w:szCs w:val="21"/>
         </w:rPr>
-        <w:t xml:space="preserve">A. Plant height</w:t>
+        <w:t xml:space="preserve">D. Plant height</w:t>
       </w:r>
     </w:p>
     <w:p>
@@ -4184,7 +4820,7 @@
           <w:sz w:val="21"/>
           <w:szCs w:val="21"/>
         </w:rPr>
-        <w:t xml:space="preserve">A)  Minutes she jogs</w:t>
+        <w:t xml:space="preserve">C)  Minutes she jogs</w:t>
       </w:r>
       <w:r>
         <w:rPr>
@@ -4215,7 +4851,7 @@
           <w:sz w:val="21"/>
           <w:szCs w:val="21"/>
         </w:rPr>
-        <w:t xml:space="preserve">A)  Calories burned depends on minutes jogged.</w:t>
+        <w:t xml:space="preserve">D)  Calories burned depends on minutes jogged.</w:t>
       </w:r>
       <w:r>
         <w:rPr>
@@ -4246,7 +4882,7 @@
           <w:sz w:val="21"/>
           <w:szCs w:val="21"/>
         </w:rPr>
-        <w:t xml:space="preserve">A)  increases</w:t>
+        <w:t xml:space="preserve">C)  increases</w:t>
       </w:r>
       <w:r>
         <w:rPr>
@@ -4355,7 +4991,7 @@
           <w:sz w:val="21"/>
           <w:szCs w:val="21"/>
         </w:rPr>
-        <w:t xml:space="preserve">A)  369</w:t>
+        <w:t xml:space="preserve">C)  369</w:t>
       </w:r>
       <w:r>
         <w:rPr>
@@ -4393,7 +5029,7 @@
           <w:sz w:val="21"/>
           <w:szCs w:val="21"/>
         </w:rPr>
-        <w:t xml:space="preserve">A)  The total charge depends on the number of hours, so hours is the independent variable.</w:t>
+        <w:t xml:space="preserve">C)  The total charge depends on the number of hours, so hours is the independent variable.</w:t>
       </w:r>
       <w:r>
         <w:rPr>

--- a/lessons/9-1/downloads/9-1-notes-teacher-l1.docx
+++ b/lessons/9-1/downloads/9-1-notes-teacher-l1.docx
@@ -264,49 +264,269 @@
           <w:sz w:val="19"/>
           <w:szCs w:val="19"/>
         </w:rPr>
-        <w:t xml:space="preserve">Look at the picture, read the word, then read what it means.</w:t>
+        <w:t xml:space="preserve">Review each concept term, definition, non-example, and visual clue.</w:t>
       </w:r>
     </w:p>
     <w:tbl>
       <w:tblPr>
-        <w:tblW w:type="pct" w:w="100%"/>
+        <w:tblW w:type="dxa" w:w="9360"/>
         <w:tblBorders>
-          <w:top w:val="none" w:color="FFFFFF" w:sz="0"/>
-          <w:left w:val="none" w:color="FFFFFF" w:sz="0"/>
-          <w:bottom w:val="single" w:color="C7D2DD" w:sz="4"/>
-          <w:right w:val="none" w:color="FFFFFF" w:sz="0"/>
-          <w:insideH w:val="none" w:color="FFFFFF" w:sz="0"/>
-          <w:insideV w:val="none" w:color="FFFFFF" w:sz="0"/>
+          <w:top w:val="single" w:color="C7D2DD" w:sz="6"/>
+          <w:left w:val="single" w:color="C7D2DD" w:sz="6"/>
+          <w:bottom w:val="single" w:color="C7D2DD" w:sz="6"/>
+          <w:right w:val="single" w:color="C7D2DD" w:sz="6"/>
+          <w:insideH w:val="single" w:color="C7D2DD" w:sz="6"/>
+          <w:insideV w:val="single" w:color="C7D2DD" w:sz="6"/>
         </w:tblBorders>
       </w:tblPr>
       <w:tblGrid>
         <w:gridCol w:w="1800"/>
-        <w:gridCol w:w="7560"/>
+        <w:gridCol w:w="3160"/>
+        <w:gridCol w:w="2200"/>
+        <w:gridCol w:w="2200"/>
       </w:tblGrid>
       <w:tr>
         <w:trPr>
           <w:cantSplit/>
+          <w:tblHeader/>
         </w:trPr>
         <w:tc>
           <w:tcPr>
             <w:tcW w:type="dxa" w:w="1800"/>
-            <w:tcMar>
-              <w:top w:type="dxa" w:w="100"/>
-              <w:left w:type="dxa" w:w="40"/>
-              <w:bottom w:type="dxa" w:w="100"/>
-              <w:right w:type="dxa" w:w="120"/>
-            </w:tcMar>
-            <w:vAlign w:val="center"/>
+            <w:shd w:fill="EEF4F8" w:color="auto" w:val="clear"/>
+            <w:tcMar>
+              <w:top w:type="dxa" w:w="80"/>
+              <w:left w:type="dxa" w:w="100"/>
+              <w:bottom w:type="dxa" w:w="80"/>
+              <w:right w:type="dxa" w:w="100"/>
+            </w:tcMar>
           </w:tcPr>
           <w:p>
             <w:pPr>
               <w:spacing w:after="0"/>
+            </w:pPr>
+            <w:r>
+              <w:rPr>
+                <w:b/>
+                <w:bCs/>
+                <w:color w:val="12355B"/>
+                <w:sz w:val="19"/>
+                <w:szCs w:val="19"/>
+              </w:rPr>
+              <w:t xml:space="preserve">Concept Term</w:t>
+            </w:r>
+          </w:p>
+        </w:tc>
+        <w:tc>
+          <w:tcPr>
+            <w:tcW w:type="dxa" w:w="3160"/>
+            <w:shd w:fill="EEF4F8" w:color="auto" w:val="clear"/>
+            <w:tcMar>
+              <w:top w:type="dxa" w:w="80"/>
+              <w:left w:type="dxa" w:w="100"/>
+              <w:bottom w:type="dxa" w:w="80"/>
+              <w:right w:type="dxa" w:w="100"/>
+            </w:tcMar>
+          </w:tcPr>
+          <w:p>
+            <w:pPr>
+              <w:spacing w:after="0"/>
+            </w:pPr>
+            <w:r>
+              <w:rPr>
+                <w:b/>
+                <w:bCs/>
+                <w:color w:val="12355B"/>
+                <w:sz w:val="19"/>
+                <w:szCs w:val="19"/>
+              </w:rPr>
+              <w:t xml:space="preserve">Student-Friendly Definition</w:t>
+            </w:r>
+          </w:p>
+        </w:tc>
+        <w:tc>
+          <w:tcPr>
+            <w:tcW w:type="dxa" w:w="2200"/>
+            <w:shd w:fill="EEF4F8" w:color="auto" w:val="clear"/>
+            <w:tcMar>
+              <w:top w:type="dxa" w:w="80"/>
+              <w:left w:type="dxa" w:w="100"/>
+              <w:bottom w:type="dxa" w:w="80"/>
+              <w:right w:type="dxa" w:w="100"/>
+            </w:tcMar>
+          </w:tcPr>
+          <w:p>
+            <w:pPr>
+              <w:spacing w:after="0"/>
+            </w:pPr>
+            <w:r>
+              <w:rPr>
+                <w:b/>
+                <w:bCs/>
+                <w:color w:val="12355B"/>
+                <w:sz w:val="19"/>
+                <w:szCs w:val="19"/>
+              </w:rPr>
+              <w:t xml:space="preserve">Non-Example</w:t>
+            </w:r>
+          </w:p>
+        </w:tc>
+        <w:tc>
+          <w:tcPr>
+            <w:tcW w:type="dxa" w:w="2200"/>
+            <w:shd w:fill="EEF4F8" w:color="auto" w:val="clear"/>
+            <w:tcMar>
+              <w:top w:type="dxa" w:w="80"/>
+              <w:left w:type="dxa" w:w="100"/>
+              <w:bottom w:type="dxa" w:w="80"/>
+              <w:right w:type="dxa" w:w="100"/>
+            </w:tcMar>
+          </w:tcPr>
+          <w:p>
+            <w:pPr>
+              <w:spacing w:after="0"/>
+            </w:pPr>
+            <w:r>
+              <w:rPr>
+                <w:b/>
+                <w:bCs/>
+                <w:color w:val="12355B"/>
+                <w:sz w:val="19"/>
+                <w:szCs w:val="19"/>
+              </w:rPr>
+              <w:t xml:space="preserve">Visual Clue</w:t>
+            </w:r>
+          </w:p>
+        </w:tc>
+      </w:tr>
+      <w:tr>
+        <w:trPr>
+          <w:cantSplit/>
+        </w:trPr>
+        <w:tc>
+          <w:tcPr>
+            <w:tcW w:type="dxa" w:w="1800"/>
+            <w:tcMar>
+              <w:top w:type="dxa" w:w="80"/>
+              <w:left w:type="dxa" w:w="100"/>
+              <w:bottom w:type="dxa" w:w="80"/>
+              <w:right w:type="dxa" w:w="100"/>
+            </w:tcMar>
+            <w:vAlign w:val="top"/>
+          </w:tcPr>
+          <w:p>
+            <w:pPr>
+              <w:spacing w:after="30"/>
+            </w:pPr>
+            <w:r>
+              <w:rPr>
+                <w:b/>
+                <w:bCs/>
+                <w:color w:val="12355B"/>
+                <w:sz w:val="21"/>
+                <w:szCs w:val="21"/>
+              </w:rPr>
+              <w:t xml:space="preserve">independent variable</w:t>
+            </w:r>
+          </w:p>
+          <w:p>
+            <w:pPr>
+              <w:spacing w:after="0"/>
+            </w:pPr>
+            <w:r>
+              <w:rPr>
+                <w:i/>
+                <w:iCs/>
+                <w:color w:val="5F6F80"/>
+                <w:sz w:val="18"/>
+                <w:szCs w:val="18"/>
+              </w:rPr>
+              <w:t xml:space="preserve">variable independiente</w:t>
+            </w:r>
+          </w:p>
+        </w:tc>
+        <w:tc>
+          <w:tcPr>
+            <w:tcW w:type="dxa" w:w="3160"/>
+            <w:tcMar>
+              <w:top w:type="dxa" w:w="80"/>
+              <w:left w:type="dxa" w:w="100"/>
+              <w:bottom w:type="dxa" w:w="80"/>
+              <w:right w:type="dxa" w:w="100"/>
+            </w:tcMar>
+            <w:vAlign w:val="top"/>
+          </w:tcPr>
+          <w:p>
+            <w:pPr>
+              <w:spacing w:after="0"/>
+            </w:pPr>
+            <w:r>
+              <w:rPr>
+                <w:sz w:val="20"/>
+                <w:szCs w:val="20"/>
+              </w:rPr>
+              <w:t xml:space="preserve">The input quantity in a model, chosen or observed.</w:t>
+            </w:r>
+          </w:p>
+        </w:tc>
+        <w:tc>
+          <w:tcPr>
+            <w:tcW w:type="dxa" w:w="2200"/>
+            <w:tcMar>
+              <w:top w:type="dxa" w:w="80"/>
+              <w:left w:type="dxa" w:w="100"/>
+              <w:bottom w:type="dxa" w:w="80"/>
+              <w:right w:type="dxa" w:w="100"/>
+            </w:tcMar>
+            <w:vAlign w:val="top"/>
+          </w:tcPr>
+          <w:p>
+            <w:pPr>
+              <w:spacing w:after="40"/>
+            </w:pPr>
+            <w:r>
+              <w:rPr>
+                <w:i/>
+                <w:iCs/>
+                <w:color w:val="5F6F80"/>
+                <w:sz w:val="19"/>
+                <w:szCs w:val="19"/>
+              </w:rPr>
+              <w:t xml:space="preserve">Not independent variable: write a counter-example that breaks the definition.</w:t>
+            </w:r>
+          </w:p>
+          <w:p>
+            <w:pPr>
+              <w:pBdr>
+                <w:bottom w:val="single" w:color="AFBECC" w:sz="6"/>
+              </w:pBdr>
+              <w:spacing w:after="30" w:before="150"/>
+            </w:pPr>
+            <w:r>
+              <w:t xml:space="preserve"/>
+            </w:r>
+          </w:p>
+        </w:tc>
+        <w:tc>
+          <w:tcPr>
+            <w:tcW w:type="dxa" w:w="2200"/>
+            <w:tcMar>
+              <w:top w:type="dxa" w:w="80"/>
+              <w:left w:type="dxa" w:w="100"/>
+              <w:bottom w:type="dxa" w:w="80"/>
+              <w:right w:type="dxa" w:w="100"/>
+            </w:tcMar>
+            <w:vAlign w:val="top"/>
+          </w:tcPr>
+          <w:p>
+            <w:pPr>
+              <w:spacing w:after="40"/>
               <w:jc w:val="center"/>
             </w:pPr>
             <w:r>
               <w:drawing>
                 <wp:inline distT="0" distB="0" distL="0" distR="0">
-                  <wp:extent cx="1047750" cy="790575"/>
+                  <wp:extent cx="876300" cy="657225"/>
                   <wp:effectExtent t="0" r="0" b="0" l="0"/>
                   <wp:docPr id="1" name="" descr="" title=""/>
                   <wp:cNvGraphicFramePr>
@@ -331,7 +551,7 @@
                         <pic:spPr bwMode="auto">
                           <a:xfrm>
                             <a:off x="0" y="0"/>
-                            <a:ext cx="1047750" cy="790575"/>
+                            <a:ext cx="876300" cy="657225"/>
                           </a:xfrm>
                           <a:prstGeom prst="rect">
                             <a:avLst/>
@@ -344,32 +564,108 @@
               </w:drawing>
             </w:r>
           </w:p>
-        </w:tc>
-        <w:tc>
-          <w:tcPr>
-            <w:tcW w:type="dxa" w:w="7560"/>
-            <w:tcMar>
-              <w:top w:type="dxa" w:w="100"/>
-              <w:left w:type="dxa" w:w="40"/>
-              <w:bottom w:type="dxa" w:w="100"/>
-              <w:right w:type="dxa" w:w="40"/>
-            </w:tcMar>
-            <w:vAlign w:val="center"/>
-          </w:tcPr>
-          <w:p>
-            <w:pPr>
-              <w:spacing w:after="50"/>
+          <w:p>
+            <w:pPr>
+              <w:spacing w:after="0"/>
+            </w:pPr>
+            <w:r>
+              <w:rPr>
+                <w:i/>
+                <w:iCs/>
+                <w:color w:val="5F6F80"/>
+                <w:sz w:val="18"/>
+                <w:szCs w:val="18"/>
+              </w:rPr>
+              <w:t xml:space="preserve">Miguel picks the number of MONTHS — nothing else decides it for him.</w:t>
+            </w:r>
+          </w:p>
+        </w:tc>
+      </w:tr>
+      <w:tr>
+        <w:trPr>
+          <w:cantSplit/>
+        </w:trPr>
+        <w:tc>
+          <w:tcPr>
+            <w:tcW w:type="dxa" w:w="1800"/>
+            <w:tcMar>
+              <w:top w:type="dxa" w:w="80"/>
+              <w:left w:type="dxa" w:w="100"/>
+              <w:bottom w:type="dxa" w:w="80"/>
+              <w:right w:type="dxa" w:w="100"/>
+            </w:tcMar>
+            <w:vAlign w:val="top"/>
+          </w:tcPr>
+          <w:p>
+            <w:pPr>
+              <w:spacing w:after="30"/>
             </w:pPr>
             <w:r>
               <w:rPr>
                 <w:b/>
                 <w:bCs/>
                 <w:color w:val="12355B"/>
-                <w:sz w:val="24"/>
-                <w:szCs w:val="24"/>
-              </w:rPr>
-              <w:t xml:space="preserve">independent variable</w:t>
-            </w:r>
+                <w:sz w:val="21"/>
+                <w:szCs w:val="21"/>
+              </w:rPr>
+              <w:t xml:space="preserve">dependent variable</w:t>
+            </w:r>
+          </w:p>
+          <w:p>
+            <w:pPr>
+              <w:spacing w:after="0"/>
+            </w:pPr>
+            <w:r>
+              <w:rPr>
+                <w:i/>
+                <w:iCs/>
+                <w:color w:val="5F6F80"/>
+                <w:sz w:val="18"/>
+                <w:szCs w:val="18"/>
+              </w:rPr>
+              <w:t xml:space="preserve">variable dependiente</w:t>
+            </w:r>
+          </w:p>
+        </w:tc>
+        <w:tc>
+          <w:tcPr>
+            <w:tcW w:type="dxa" w:w="3160"/>
+            <w:tcMar>
+              <w:top w:type="dxa" w:w="80"/>
+              <w:left w:type="dxa" w:w="100"/>
+              <w:bottom w:type="dxa" w:w="80"/>
+              <w:right w:type="dxa" w:w="100"/>
+            </w:tcMar>
+            <w:vAlign w:val="top"/>
+          </w:tcPr>
+          <w:p>
+            <w:pPr>
+              <w:spacing w:after="0"/>
+            </w:pPr>
+            <w:r>
+              <w:rPr>
+                <w:sz w:val="20"/>
+                <w:szCs w:val="20"/>
+              </w:rPr>
+              <w:t xml:space="preserve">The quantity that changes in response to the independent variable.</w:t>
+            </w:r>
+          </w:p>
+        </w:tc>
+        <w:tc>
+          <w:tcPr>
+            <w:tcW w:type="dxa" w:w="2200"/>
+            <w:tcMar>
+              <w:top w:type="dxa" w:w="80"/>
+              <w:left w:type="dxa" w:w="100"/>
+              <w:bottom w:type="dxa" w:w="80"/>
+              <w:right w:type="dxa" w:w="100"/>
+            </w:tcMar>
+            <w:vAlign w:val="top"/>
+          </w:tcPr>
+          <w:p>
+            <w:pPr>
+              <w:spacing w:after="40"/>
+            </w:pPr>
             <w:r>
               <w:rPr>
                 <w:i/>
@@ -378,89 +674,41 @@
                 <w:sz w:val="19"/>
                 <w:szCs w:val="19"/>
               </w:rPr>
-              <w:t xml:space="preserve">   variable independiente</w:t>
-            </w:r>
-          </w:p>
+              <w:t xml:space="preserve">Not dependent variable: write a counter-example that breaks the definition.</w:t>
+            </w:r>
+          </w:p>
+          <w:p>
+            <w:pPr>
+              <w:pBdr>
+                <w:bottom w:val="single" w:color="AFBECC" w:sz="6"/>
+              </w:pBdr>
+              <w:spacing w:after="30" w:before="150"/>
+            </w:pPr>
+            <w:r>
+              <w:t xml:space="preserve"/>
+            </w:r>
+          </w:p>
+        </w:tc>
+        <w:tc>
+          <w:tcPr>
+            <w:tcW w:type="dxa" w:w="2200"/>
+            <w:tcMar>
+              <w:top w:type="dxa" w:w="80"/>
+              <w:left w:type="dxa" w:w="100"/>
+              <w:bottom w:type="dxa" w:w="80"/>
+              <w:right w:type="dxa" w:w="100"/>
+            </w:tcMar>
+            <w:vAlign w:val="top"/>
+          </w:tcPr>
           <w:p>
             <w:pPr>
               <w:spacing w:after="40"/>
-            </w:pPr>
-            <w:r>
-              <w:rPr>
-                <w:sz w:val="21"/>
-                <w:szCs w:val="21"/>
-              </w:rPr>
-              <w:t xml:space="preserve">The quantity that is subject to choice. It does not depend on the other quantity.</w:t>
-            </w:r>
-          </w:p>
-          <w:p>
-            <w:pPr>
-              <w:spacing w:after="0"/>
-            </w:pPr>
-            <w:r>
-              <w:rPr>
-                <w:b/>
-                <w:bCs/>
-                <w:color w:val="1FA6A2"/>
-                <w:sz w:val="18"/>
-                <w:szCs w:val="18"/>
-              </w:rPr>
-              <w:t xml:space="preserve">Example:  </w:t>
-            </w:r>
-            <w:r>
-              <w:rPr>
-                <w:i/>
-                <w:iCs/>
-                <w:color w:val="5F6F80"/>
-                <w:sz w:val="18"/>
-                <w:szCs w:val="18"/>
-              </w:rPr>
-              <w:t xml:space="preserve">Miguel picks the number of MONTHS — nothing else decides it for him.</w:t>
-            </w:r>
-          </w:p>
-        </w:tc>
-      </w:tr>
-    </w:tbl>
-    <w:tbl>
-      <w:tblPr>
-        <w:tblW w:type="pct" w:w="100%"/>
-        <w:tblBorders>
-          <w:top w:val="none" w:color="FFFFFF" w:sz="0"/>
-          <w:left w:val="none" w:color="FFFFFF" w:sz="0"/>
-          <w:bottom w:val="single" w:color="C7D2DD" w:sz="4"/>
-          <w:right w:val="none" w:color="FFFFFF" w:sz="0"/>
-          <w:insideH w:val="none" w:color="FFFFFF" w:sz="0"/>
-          <w:insideV w:val="none" w:color="FFFFFF" w:sz="0"/>
-        </w:tblBorders>
-      </w:tblPr>
-      <w:tblGrid>
-        <w:gridCol w:w="1800"/>
-        <w:gridCol w:w="7560"/>
-      </w:tblGrid>
-      <w:tr>
-        <w:trPr>
-          <w:cantSplit/>
-        </w:trPr>
-        <w:tc>
-          <w:tcPr>
-            <w:tcW w:type="dxa" w:w="1800"/>
-            <w:tcMar>
-              <w:top w:type="dxa" w:w="100"/>
-              <w:left w:type="dxa" w:w="40"/>
-              <w:bottom w:type="dxa" w:w="100"/>
-              <w:right w:type="dxa" w:w="120"/>
-            </w:tcMar>
-            <w:vAlign w:val="center"/>
-          </w:tcPr>
-          <w:p>
-            <w:pPr>
-              <w:spacing w:after="0"/>
               <w:jc w:val="center"/>
             </w:pPr>
             <w:r>
               <w:drawing>
                 <wp:inline distT="0" distB="0" distL="0" distR="0">
-                  <wp:extent cx="1047750" cy="790575"/>
+                  <wp:extent cx="876300" cy="657225"/>
                   <wp:effectExtent t="0" r="0" b="0" l="0"/>
                   <wp:docPr id="1" name="" descr="" title=""/>
                   <wp:cNvGraphicFramePr>
@@ -485,7 +733,7 @@
                         <pic:spPr bwMode="auto">
                           <a:xfrm>
                             <a:off x="0" y="0"/>
-                            <a:ext cx="1047750" cy="790575"/>
+                            <a:ext cx="876300" cy="657225"/>
                           </a:xfrm>
                           <a:prstGeom prst="rect">
                             <a:avLst/>
@@ -498,32 +746,108 @@
               </w:drawing>
             </w:r>
           </w:p>
-        </w:tc>
-        <w:tc>
-          <w:tcPr>
-            <w:tcW w:type="dxa" w:w="7560"/>
-            <w:tcMar>
-              <w:top w:type="dxa" w:w="100"/>
-              <w:left w:type="dxa" w:w="40"/>
-              <w:bottom w:type="dxa" w:w="100"/>
-              <w:right w:type="dxa" w:w="40"/>
-            </w:tcMar>
-            <w:vAlign w:val="center"/>
-          </w:tcPr>
-          <w:p>
-            <w:pPr>
-              <w:spacing w:after="50"/>
+          <w:p>
+            <w:pPr>
+              <w:spacing w:after="0"/>
+            </w:pPr>
+            <w:r>
+              <w:rPr>
+                <w:i/>
+                <w:iCs/>
+                <w:color w:val="5F6F80"/>
+                <w:sz w:val="18"/>
+                <w:szCs w:val="18"/>
+              </w:rPr>
+              <w:t xml:space="preserve">Total cost = $24.95 × months — the cost RESPONDS to the months.</w:t>
+            </w:r>
+          </w:p>
+        </w:tc>
+      </w:tr>
+      <w:tr>
+        <w:trPr>
+          <w:cantSplit/>
+        </w:trPr>
+        <w:tc>
+          <w:tcPr>
+            <w:tcW w:type="dxa" w:w="1800"/>
+            <w:tcMar>
+              <w:top w:type="dxa" w:w="80"/>
+              <w:left w:type="dxa" w:w="100"/>
+              <w:bottom w:type="dxa" w:w="80"/>
+              <w:right w:type="dxa" w:w="100"/>
+            </w:tcMar>
+            <w:vAlign w:val="top"/>
+          </w:tcPr>
+          <w:p>
+            <w:pPr>
+              <w:spacing w:after="30"/>
             </w:pPr>
             <w:r>
               <w:rPr>
                 <w:b/>
                 <w:bCs/>
                 <w:color w:val="12355B"/>
-                <w:sz w:val="24"/>
-                <w:szCs w:val="24"/>
-              </w:rPr>
-              <w:t xml:space="preserve">dependent variable</w:t>
-            </w:r>
+                <w:sz w:val="21"/>
+                <w:szCs w:val="21"/>
+              </w:rPr>
+              <w:t xml:space="preserve">depends on</w:t>
+            </w:r>
+          </w:p>
+          <w:p>
+            <w:pPr>
+              <w:spacing w:after="0"/>
+            </w:pPr>
+            <w:r>
+              <w:rPr>
+                <w:i/>
+                <w:iCs/>
+                <w:color w:val="5F6F80"/>
+                <w:sz w:val="18"/>
+                <w:szCs w:val="18"/>
+              </w:rPr>
+              <w:t xml:space="preserve">depende de</w:t>
+            </w:r>
+          </w:p>
+        </w:tc>
+        <w:tc>
+          <w:tcPr>
+            <w:tcW w:type="dxa" w:w="3160"/>
+            <w:tcMar>
+              <w:top w:type="dxa" w:w="80"/>
+              <w:left w:type="dxa" w:w="100"/>
+              <w:bottom w:type="dxa" w:w="80"/>
+              <w:right w:type="dxa" w:w="100"/>
+            </w:tcMar>
+            <w:vAlign w:val="top"/>
+          </w:tcPr>
+          <w:p>
+            <w:pPr>
+              <w:spacing w:after="0"/>
+            </w:pPr>
+            <w:r>
+              <w:rPr>
+                <w:sz w:val="20"/>
+                <w:szCs w:val="20"/>
+              </w:rPr>
+              <w:t xml:space="preserve">One quantity depends on another when changing the first causes the second to change.</w:t>
+            </w:r>
+          </w:p>
+        </w:tc>
+        <w:tc>
+          <w:tcPr>
+            <w:tcW w:type="dxa" w:w="2200"/>
+            <w:tcMar>
+              <w:top w:type="dxa" w:w="80"/>
+              <w:left w:type="dxa" w:w="100"/>
+              <w:bottom w:type="dxa" w:w="80"/>
+              <w:right w:type="dxa" w:w="100"/>
+            </w:tcMar>
+            <w:vAlign w:val="top"/>
+          </w:tcPr>
+          <w:p>
+            <w:pPr>
+              <w:spacing w:after="40"/>
+            </w:pPr>
             <w:r>
               <w:rPr>
                 <w:i/>
@@ -532,89 +856,41 @@
                 <w:sz w:val="19"/>
                 <w:szCs w:val="19"/>
               </w:rPr>
-              <w:t xml:space="preserve">   variable dependiente</w:t>
-            </w:r>
-          </w:p>
+              <w:t xml:space="preserve">Not depends on: write a counter-example that breaks the definition.</w:t>
+            </w:r>
+          </w:p>
+          <w:p>
+            <w:pPr>
+              <w:pBdr>
+                <w:bottom w:val="single" w:color="AFBECC" w:sz="6"/>
+              </w:pBdr>
+              <w:spacing w:after="30" w:before="150"/>
+            </w:pPr>
+            <w:r>
+              <w:t xml:space="preserve"/>
+            </w:r>
+          </w:p>
+        </w:tc>
+        <w:tc>
+          <w:tcPr>
+            <w:tcW w:type="dxa" w:w="2200"/>
+            <w:tcMar>
+              <w:top w:type="dxa" w:w="80"/>
+              <w:left w:type="dxa" w:w="100"/>
+              <w:bottom w:type="dxa" w:w="80"/>
+              <w:right w:type="dxa" w:w="100"/>
+            </w:tcMar>
+            <w:vAlign w:val="top"/>
+          </w:tcPr>
           <w:p>
             <w:pPr>
               <w:spacing w:after="40"/>
-            </w:pPr>
-            <w:r>
-              <w:rPr>
-                <w:sz w:val="21"/>
-                <w:szCs w:val="21"/>
-              </w:rPr>
-              <w:t xml:space="preserve">The quantity that changes in response to the independent variable.</w:t>
-            </w:r>
-          </w:p>
-          <w:p>
-            <w:pPr>
-              <w:spacing w:after="0"/>
-            </w:pPr>
-            <w:r>
-              <w:rPr>
-                <w:b/>
-                <w:bCs/>
-                <w:color w:val="1FA6A2"/>
-                <w:sz w:val="18"/>
-                <w:szCs w:val="18"/>
-              </w:rPr>
-              <w:t xml:space="preserve">Example:  </w:t>
-            </w:r>
-            <w:r>
-              <w:rPr>
-                <w:i/>
-                <w:iCs/>
-                <w:color w:val="5F6F80"/>
-                <w:sz w:val="18"/>
-                <w:szCs w:val="18"/>
-              </w:rPr>
-              <w:t xml:space="preserve">Total cost = $24.95 × months — the cost RESPONDS to the months.</w:t>
-            </w:r>
-          </w:p>
-        </w:tc>
-      </w:tr>
-    </w:tbl>
-    <w:tbl>
-      <w:tblPr>
-        <w:tblW w:type="pct" w:w="100%"/>
-        <w:tblBorders>
-          <w:top w:val="none" w:color="FFFFFF" w:sz="0"/>
-          <w:left w:val="none" w:color="FFFFFF" w:sz="0"/>
-          <w:bottom w:val="single" w:color="C7D2DD" w:sz="4"/>
-          <w:right w:val="none" w:color="FFFFFF" w:sz="0"/>
-          <w:insideH w:val="none" w:color="FFFFFF" w:sz="0"/>
-          <w:insideV w:val="none" w:color="FFFFFF" w:sz="0"/>
-        </w:tblBorders>
-      </w:tblPr>
-      <w:tblGrid>
-        <w:gridCol w:w="1800"/>
-        <w:gridCol w:w="7560"/>
-      </w:tblGrid>
-      <w:tr>
-        <w:trPr>
-          <w:cantSplit/>
-        </w:trPr>
-        <w:tc>
-          <w:tcPr>
-            <w:tcW w:type="dxa" w:w="1800"/>
-            <w:tcMar>
-              <w:top w:type="dxa" w:w="100"/>
-              <w:left w:type="dxa" w:w="40"/>
-              <w:bottom w:type="dxa" w:w="100"/>
-              <w:right w:type="dxa" w:w="120"/>
-            </w:tcMar>
-            <w:vAlign w:val="center"/>
-          </w:tcPr>
-          <w:p>
-            <w:pPr>
-              <w:spacing w:after="0"/>
               <w:jc w:val="center"/>
             </w:pPr>
             <w:r>
               <w:drawing>
                 <wp:inline distT="0" distB="0" distL="0" distR="0">
-                  <wp:extent cx="1047750" cy="790575"/>
+                  <wp:extent cx="876300" cy="657225"/>
                   <wp:effectExtent t="0" r="0" b="0" l="0"/>
                   <wp:docPr id="1" name="" descr="" title=""/>
                   <wp:cNvGraphicFramePr>
@@ -639,7 +915,7 @@
                         <pic:spPr bwMode="auto">
                           <a:xfrm>
                             <a:off x="0" y="0"/>
-                            <a:ext cx="1047750" cy="790575"/>
+                            <a:ext cx="876300" cy="657225"/>
                           </a:xfrm>
                           <a:prstGeom prst="rect">
                             <a:avLst/>
@@ -652,32 +928,108 @@
               </w:drawing>
             </w:r>
           </w:p>
-        </w:tc>
-        <w:tc>
-          <w:tcPr>
-            <w:tcW w:type="dxa" w:w="7560"/>
-            <w:tcMar>
-              <w:top w:type="dxa" w:w="100"/>
-              <w:left w:type="dxa" w:w="40"/>
-              <w:bottom w:type="dxa" w:w="100"/>
-              <w:right w:type="dxa" w:w="40"/>
-            </w:tcMar>
-            <w:vAlign w:val="center"/>
-          </w:tcPr>
-          <w:p>
-            <w:pPr>
-              <w:spacing w:after="50"/>
+          <w:p>
+            <w:pPr>
+              <w:spacing w:after="0"/>
+            </w:pPr>
+            <w:r>
+              <w:rPr>
+                <w:i/>
+                <w:iCs/>
+                <w:color w:val="5F6F80"/>
+                <w:sz w:val="18"/>
+                <w:szCs w:val="18"/>
+              </w:rPr>
+              <w:t xml:space="preserve">“Total cost depends on the number of months.” Responder first, chooser last.</w:t>
+            </w:r>
+          </w:p>
+        </w:tc>
+      </w:tr>
+      <w:tr>
+        <w:trPr>
+          <w:cantSplit/>
+        </w:trPr>
+        <w:tc>
+          <w:tcPr>
+            <w:tcW w:type="dxa" w:w="1800"/>
+            <w:tcMar>
+              <w:top w:type="dxa" w:w="80"/>
+              <w:left w:type="dxa" w:w="100"/>
+              <w:bottom w:type="dxa" w:w="80"/>
+              <w:right w:type="dxa" w:w="100"/>
+            </w:tcMar>
+            <w:vAlign w:val="top"/>
+          </w:tcPr>
+          <w:p>
+            <w:pPr>
+              <w:spacing w:after="30"/>
             </w:pPr>
             <w:r>
               <w:rPr>
                 <w:b/>
                 <w:bCs/>
                 <w:color w:val="12355B"/>
-                <w:sz w:val="24"/>
-                <w:szCs w:val="24"/>
-              </w:rPr>
-              <w:t xml:space="preserve">depends on</w:t>
-            </w:r>
+                <w:sz w:val="21"/>
+                <w:szCs w:val="21"/>
+              </w:rPr>
+              <w:t xml:space="preserve">quantity</w:t>
+            </w:r>
+          </w:p>
+          <w:p>
+            <w:pPr>
+              <w:spacing w:after="0"/>
+            </w:pPr>
+            <w:r>
+              <w:rPr>
+                <w:i/>
+                <w:iCs/>
+                <w:color w:val="5F6F80"/>
+                <w:sz w:val="18"/>
+                <w:szCs w:val="18"/>
+              </w:rPr>
+              <w:t xml:space="preserve">cantidad</w:t>
+            </w:r>
+          </w:p>
+        </w:tc>
+        <w:tc>
+          <w:tcPr>
+            <w:tcW w:type="dxa" w:w="3160"/>
+            <w:tcMar>
+              <w:top w:type="dxa" w:w="80"/>
+              <w:left w:type="dxa" w:w="100"/>
+              <w:bottom w:type="dxa" w:w="80"/>
+              <w:right w:type="dxa" w:w="100"/>
+            </w:tcMar>
+            <w:vAlign w:val="top"/>
+          </w:tcPr>
+          <w:p>
+            <w:pPr>
+              <w:spacing w:after="0"/>
+            </w:pPr>
+            <w:r>
+              <w:rPr>
+                <w:sz w:val="20"/>
+                <w:szCs w:val="20"/>
+              </w:rPr>
+              <w:t xml:space="preserve">Something that can be counted or measured.</w:t>
+            </w:r>
+          </w:p>
+        </w:tc>
+        <w:tc>
+          <w:tcPr>
+            <w:tcW w:type="dxa" w:w="2200"/>
+            <w:tcMar>
+              <w:top w:type="dxa" w:w="80"/>
+              <w:left w:type="dxa" w:w="100"/>
+              <w:bottom w:type="dxa" w:w="80"/>
+              <w:right w:type="dxa" w:w="100"/>
+            </w:tcMar>
+            <w:vAlign w:val="top"/>
+          </w:tcPr>
+          <w:p>
+            <w:pPr>
+              <w:spacing w:after="40"/>
+            </w:pPr>
             <w:r>
               <w:rPr>
                 <w:i/>
@@ -686,89 +1038,41 @@
                 <w:sz w:val="19"/>
                 <w:szCs w:val="19"/>
               </w:rPr>
-              <w:t xml:space="preserve">   depende de</w:t>
-            </w:r>
-          </w:p>
+              <w:t xml:space="preserve">Not quantity: write a counter-example that breaks the definition.</w:t>
+            </w:r>
+          </w:p>
+          <w:p>
+            <w:pPr>
+              <w:pBdr>
+                <w:bottom w:val="single" w:color="AFBECC" w:sz="6"/>
+              </w:pBdr>
+              <w:spacing w:after="30" w:before="150"/>
+            </w:pPr>
+            <w:r>
+              <w:t xml:space="preserve"/>
+            </w:r>
+          </w:p>
+        </w:tc>
+        <w:tc>
+          <w:tcPr>
+            <w:tcW w:type="dxa" w:w="2200"/>
+            <w:tcMar>
+              <w:top w:type="dxa" w:w="80"/>
+              <w:left w:type="dxa" w:w="100"/>
+              <w:bottom w:type="dxa" w:w="80"/>
+              <w:right w:type="dxa" w:w="100"/>
+            </w:tcMar>
+            <w:vAlign w:val="top"/>
+          </w:tcPr>
           <w:p>
             <w:pPr>
               <w:spacing w:after="40"/>
-            </w:pPr>
-            <w:r>
-              <w:rPr>
-                <w:sz w:val="21"/>
-                <w:szCs w:val="21"/>
-              </w:rPr>
-              <w:t xml:space="preserve">One quantity depends on another when changing the first causes the second to change.</w:t>
-            </w:r>
-          </w:p>
-          <w:p>
-            <w:pPr>
-              <w:spacing w:after="0"/>
-            </w:pPr>
-            <w:r>
-              <w:rPr>
-                <w:b/>
-                <w:bCs/>
-                <w:color w:val="1FA6A2"/>
-                <w:sz w:val="18"/>
-                <w:szCs w:val="18"/>
-              </w:rPr>
-              <w:t xml:space="preserve">Example:  </w:t>
-            </w:r>
-            <w:r>
-              <w:rPr>
-                <w:i/>
-                <w:iCs/>
-                <w:color w:val="5F6F80"/>
-                <w:sz w:val="18"/>
-                <w:szCs w:val="18"/>
-              </w:rPr>
-              <w:t xml:space="preserve">“Total cost depends on the number of months.” Responder first, chooser last.</w:t>
-            </w:r>
-          </w:p>
-        </w:tc>
-      </w:tr>
-    </w:tbl>
-    <w:tbl>
-      <w:tblPr>
-        <w:tblW w:type="pct" w:w="100%"/>
-        <w:tblBorders>
-          <w:top w:val="none" w:color="FFFFFF" w:sz="0"/>
-          <w:left w:val="none" w:color="FFFFFF" w:sz="0"/>
-          <w:bottom w:val="single" w:color="C7D2DD" w:sz="4"/>
-          <w:right w:val="none" w:color="FFFFFF" w:sz="0"/>
-          <w:insideH w:val="none" w:color="FFFFFF" w:sz="0"/>
-          <w:insideV w:val="none" w:color="FFFFFF" w:sz="0"/>
-        </w:tblBorders>
-      </w:tblPr>
-      <w:tblGrid>
-        <w:gridCol w:w="1800"/>
-        <w:gridCol w:w="7560"/>
-      </w:tblGrid>
-      <w:tr>
-        <w:trPr>
-          <w:cantSplit/>
-        </w:trPr>
-        <w:tc>
-          <w:tcPr>
-            <w:tcW w:type="dxa" w:w="1800"/>
-            <w:tcMar>
-              <w:top w:type="dxa" w:w="100"/>
-              <w:left w:type="dxa" w:w="40"/>
-              <w:bottom w:type="dxa" w:w="100"/>
-              <w:right w:type="dxa" w:w="120"/>
-            </w:tcMar>
-            <w:vAlign w:val="center"/>
-          </w:tcPr>
-          <w:p>
-            <w:pPr>
-              <w:spacing w:after="0"/>
               <w:jc w:val="center"/>
             </w:pPr>
             <w:r>
               <w:drawing>
                 <wp:inline distT="0" distB="0" distL="0" distR="0">
-                  <wp:extent cx="1047750" cy="790575"/>
+                  <wp:extent cx="876300" cy="657225"/>
                   <wp:effectExtent t="0" r="0" b="0" l="0"/>
                   <wp:docPr id="1" name="" descr="" title=""/>
                   <wp:cNvGraphicFramePr>
@@ -793,7 +1097,7 @@
                         <pic:spPr bwMode="auto">
                           <a:xfrm>
                             <a:off x="0" y="0"/>
-                            <a:ext cx="1047750" cy="790575"/>
+                            <a:ext cx="876300" cy="657225"/>
                           </a:xfrm>
                           <a:prstGeom prst="rect">
                             <a:avLst/>
@@ -806,32 +1110,108 @@
               </w:drawing>
             </w:r>
           </w:p>
-        </w:tc>
-        <w:tc>
-          <w:tcPr>
-            <w:tcW w:type="dxa" w:w="7560"/>
-            <w:tcMar>
-              <w:top w:type="dxa" w:w="100"/>
-              <w:left w:type="dxa" w:w="40"/>
-              <w:bottom w:type="dxa" w:w="100"/>
-              <w:right w:type="dxa" w:w="40"/>
-            </w:tcMar>
-            <w:vAlign w:val="center"/>
-          </w:tcPr>
-          <w:p>
-            <w:pPr>
-              <w:spacing w:after="50"/>
+          <w:p>
+            <w:pPr>
+              <w:spacing w:after="0"/>
+            </w:pPr>
+            <w:r>
+              <w:rPr>
+                <w:i/>
+                <w:iCs/>
+                <w:color w:val="5F6F80"/>
+                <w:sz w:val="18"/>
+                <w:szCs w:val="18"/>
+              </w:rPr>
+              <w:t xml:space="preserve">24.95 dollars per month, 12 months — each is a number with a meaning.</w:t>
+            </w:r>
+          </w:p>
+        </w:tc>
+      </w:tr>
+      <w:tr>
+        <w:trPr>
+          <w:cantSplit/>
+        </w:trPr>
+        <w:tc>
+          <w:tcPr>
+            <w:tcW w:type="dxa" w:w="1800"/>
+            <w:tcMar>
+              <w:top w:type="dxa" w:w="80"/>
+              <w:left w:type="dxa" w:w="100"/>
+              <w:bottom w:type="dxa" w:w="80"/>
+              <w:right w:type="dxa" w:w="100"/>
+            </w:tcMar>
+            <w:vAlign w:val="top"/>
+          </w:tcPr>
+          <w:p>
+            <w:pPr>
+              <w:spacing w:after="30"/>
             </w:pPr>
             <w:r>
               <w:rPr>
                 <w:b/>
                 <w:bCs/>
                 <w:color w:val="12355B"/>
-                <w:sz w:val="24"/>
-                <w:szCs w:val="24"/>
-              </w:rPr>
-              <w:t xml:space="preserve">quantity</w:t>
-            </w:r>
+                <w:sz w:val="21"/>
+                <w:szCs w:val="21"/>
+              </w:rPr>
+              <w:t xml:space="preserve">relationship</w:t>
+            </w:r>
+          </w:p>
+          <w:p>
+            <w:pPr>
+              <w:spacing w:after="0"/>
+            </w:pPr>
+            <w:r>
+              <w:rPr>
+                <w:i/>
+                <w:iCs/>
+                <w:color w:val="5F6F80"/>
+                <w:sz w:val="18"/>
+                <w:szCs w:val="18"/>
+              </w:rPr>
+              <w:t xml:space="preserve">relación</w:t>
+            </w:r>
+          </w:p>
+        </w:tc>
+        <w:tc>
+          <w:tcPr>
+            <w:tcW w:type="dxa" w:w="3160"/>
+            <w:tcMar>
+              <w:top w:type="dxa" w:w="80"/>
+              <w:left w:type="dxa" w:w="100"/>
+              <w:bottom w:type="dxa" w:w="80"/>
+              <w:right w:type="dxa" w:w="100"/>
+            </w:tcMar>
+            <w:vAlign w:val="top"/>
+          </w:tcPr>
+          <w:p>
+            <w:pPr>
+              <w:spacing w:after="0"/>
+            </w:pPr>
+            <w:r>
+              <w:rPr>
+                <w:sz w:val="20"/>
+                <w:szCs w:val="20"/>
+              </w:rPr>
+              <w:t xml:space="preserve">How two quantities change together.</w:t>
+            </w:r>
+          </w:p>
+        </w:tc>
+        <w:tc>
+          <w:tcPr>
+            <w:tcW w:type="dxa" w:w="2200"/>
+            <w:tcMar>
+              <w:top w:type="dxa" w:w="80"/>
+              <w:left w:type="dxa" w:w="100"/>
+              <w:bottom w:type="dxa" w:w="80"/>
+              <w:right w:type="dxa" w:w="100"/>
+            </w:tcMar>
+            <w:vAlign w:val="top"/>
+          </w:tcPr>
+          <w:p>
+            <w:pPr>
+              <w:spacing w:after="40"/>
+            </w:pPr>
             <w:r>
               <w:rPr>
                 <w:i/>
@@ -840,89 +1220,41 @@
                 <w:sz w:val="19"/>
                 <w:szCs w:val="19"/>
               </w:rPr>
-              <w:t xml:space="preserve">   cantidad</w:t>
-            </w:r>
-          </w:p>
+              <w:t xml:space="preserve">Not relationship: write a counter-example that breaks the definition.</w:t>
+            </w:r>
+          </w:p>
+          <w:p>
+            <w:pPr>
+              <w:pBdr>
+                <w:bottom w:val="single" w:color="AFBECC" w:sz="6"/>
+              </w:pBdr>
+              <w:spacing w:after="30" w:before="150"/>
+            </w:pPr>
+            <w:r>
+              <w:t xml:space="preserve"/>
+            </w:r>
+          </w:p>
+        </w:tc>
+        <w:tc>
+          <w:tcPr>
+            <w:tcW w:type="dxa" w:w="2200"/>
+            <w:tcMar>
+              <w:top w:type="dxa" w:w="80"/>
+              <w:left w:type="dxa" w:w="100"/>
+              <w:bottom w:type="dxa" w:w="80"/>
+              <w:right w:type="dxa" w:w="100"/>
+            </w:tcMar>
+            <w:vAlign w:val="top"/>
+          </w:tcPr>
           <w:p>
             <w:pPr>
               <w:spacing w:after="40"/>
-            </w:pPr>
-            <w:r>
-              <w:rPr>
-                <w:sz w:val="21"/>
-                <w:szCs w:val="21"/>
-              </w:rPr>
-              <w:t xml:space="preserve">Something that can be counted or measured.</w:t>
-            </w:r>
-          </w:p>
-          <w:p>
-            <w:pPr>
-              <w:spacing w:after="0"/>
-            </w:pPr>
-            <w:r>
-              <w:rPr>
-                <w:b/>
-                <w:bCs/>
-                <w:color w:val="1FA6A2"/>
-                <w:sz w:val="18"/>
-                <w:szCs w:val="18"/>
-              </w:rPr>
-              <w:t xml:space="preserve">Example:  </w:t>
-            </w:r>
-            <w:r>
-              <w:rPr>
-                <w:i/>
-                <w:iCs/>
-                <w:color w:val="5F6F80"/>
-                <w:sz w:val="18"/>
-                <w:szCs w:val="18"/>
-              </w:rPr>
-              <w:t xml:space="preserve">24.95 dollars per month, 12 months — each is a number with a meaning.</w:t>
-            </w:r>
-          </w:p>
-        </w:tc>
-      </w:tr>
-    </w:tbl>
-    <w:tbl>
-      <w:tblPr>
-        <w:tblW w:type="pct" w:w="100%"/>
-        <w:tblBorders>
-          <w:top w:val="none" w:color="FFFFFF" w:sz="0"/>
-          <w:left w:val="none" w:color="FFFFFF" w:sz="0"/>
-          <w:bottom w:val="single" w:color="C7D2DD" w:sz="4"/>
-          <w:right w:val="none" w:color="FFFFFF" w:sz="0"/>
-          <w:insideH w:val="none" w:color="FFFFFF" w:sz="0"/>
-          <w:insideV w:val="none" w:color="FFFFFF" w:sz="0"/>
-        </w:tblBorders>
-      </w:tblPr>
-      <w:tblGrid>
-        <w:gridCol w:w="1800"/>
-        <w:gridCol w:w="7560"/>
-      </w:tblGrid>
-      <w:tr>
-        <w:trPr>
-          <w:cantSplit/>
-        </w:trPr>
-        <w:tc>
-          <w:tcPr>
-            <w:tcW w:type="dxa" w:w="1800"/>
-            <w:tcMar>
-              <w:top w:type="dxa" w:w="100"/>
-              <w:left w:type="dxa" w:w="40"/>
-              <w:bottom w:type="dxa" w:w="100"/>
-              <w:right w:type="dxa" w:w="120"/>
-            </w:tcMar>
-            <w:vAlign w:val="center"/>
-          </w:tcPr>
-          <w:p>
-            <w:pPr>
-              <w:spacing w:after="0"/>
               <w:jc w:val="center"/>
             </w:pPr>
             <w:r>
               <w:drawing>
                 <wp:inline distT="0" distB="0" distL="0" distR="0">
-                  <wp:extent cx="1047750" cy="790575"/>
+                  <wp:extent cx="876300" cy="657225"/>
                   <wp:effectExtent t="0" r="0" b="0" l="0"/>
                   <wp:docPr id="1" name="" descr="" title=""/>
                   <wp:cNvGraphicFramePr>
@@ -947,7 +1279,7 @@
                         <pic:spPr bwMode="auto">
                           <a:xfrm>
                             <a:off x="0" y="0"/>
-                            <a:ext cx="1047750" cy="790575"/>
+                            <a:ext cx="876300" cy="657225"/>
                           </a:xfrm>
                           <a:prstGeom prst="rect">
                             <a:avLst/>
@@ -960,32 +1292,108 @@
               </w:drawing>
             </w:r>
           </w:p>
-        </w:tc>
-        <w:tc>
-          <w:tcPr>
-            <w:tcW w:type="dxa" w:w="7560"/>
-            <w:tcMar>
-              <w:top w:type="dxa" w:w="100"/>
-              <w:left w:type="dxa" w:w="40"/>
-              <w:bottom w:type="dxa" w:w="100"/>
-              <w:right w:type="dxa" w:w="40"/>
-            </w:tcMar>
-            <w:vAlign w:val="center"/>
-          </w:tcPr>
-          <w:p>
-            <w:pPr>
-              <w:spacing w:after="50"/>
+          <w:p>
+            <w:pPr>
+              <w:spacing w:after="0"/>
+            </w:pPr>
+            <w:r>
+              <w:rPr>
+                <w:i/>
+                <w:iCs/>
+                <w:color w:val="5F6F80"/>
+                <w:sz w:val="18"/>
+                <w:szCs w:val="18"/>
+              </w:rPr>
+              <w:t xml:space="preserve">1 month → $24.95, 2 months → $49.90: the two quantities move together.</w:t>
+            </w:r>
+          </w:p>
+        </w:tc>
+      </w:tr>
+      <w:tr>
+        <w:trPr>
+          <w:cantSplit/>
+        </w:trPr>
+        <w:tc>
+          <w:tcPr>
+            <w:tcW w:type="dxa" w:w="1800"/>
+            <w:tcMar>
+              <w:top w:type="dxa" w:w="80"/>
+              <w:left w:type="dxa" w:w="100"/>
+              <w:bottom w:type="dxa" w:w="80"/>
+              <w:right w:type="dxa" w:w="100"/>
+            </w:tcMar>
+            <w:vAlign w:val="top"/>
+          </w:tcPr>
+          <w:p>
+            <w:pPr>
+              <w:spacing w:after="30"/>
             </w:pPr>
             <w:r>
               <w:rPr>
                 <w:b/>
                 <w:bCs/>
                 <w:color w:val="12355B"/>
-                <w:sz w:val="24"/>
-                <w:szCs w:val="24"/>
-              </w:rPr>
-              <w:t xml:space="preserve">relationship</w:t>
-            </w:r>
+                <w:sz w:val="21"/>
+                <w:szCs w:val="21"/>
+              </w:rPr>
+              <w:t xml:space="preserve">Table of values</w:t>
+            </w:r>
+          </w:p>
+          <w:p>
+            <w:pPr>
+              <w:spacing w:after="0"/>
+            </w:pPr>
+            <w:r>
+              <w:rPr>
+                <w:i/>
+                <w:iCs/>
+                <w:color w:val="5F6F80"/>
+                <w:sz w:val="18"/>
+                <w:szCs w:val="18"/>
+              </w:rPr>
+              <w:t xml:space="preserve">Tabla de valores</w:t>
+            </w:r>
+          </w:p>
+        </w:tc>
+        <w:tc>
+          <w:tcPr>
+            <w:tcW w:type="dxa" w:w="3160"/>
+            <w:tcMar>
+              <w:top w:type="dxa" w:w="80"/>
+              <w:left w:type="dxa" w:w="100"/>
+              <w:bottom w:type="dxa" w:w="80"/>
+              <w:right w:type="dxa" w:w="100"/>
+            </w:tcMar>
+            <w:vAlign w:val="top"/>
+          </w:tcPr>
+          <w:p>
+            <w:pPr>
+              <w:spacing w:after="0"/>
+            </w:pPr>
+            <w:r>
+              <w:rPr>
+                <w:sz w:val="20"/>
+                <w:szCs w:val="20"/>
+              </w:rPr>
+              <w:t xml:space="preserve">A list of matched input and output pairs.</w:t>
+            </w:r>
+          </w:p>
+        </w:tc>
+        <w:tc>
+          <w:tcPr>
+            <w:tcW w:type="dxa" w:w="2200"/>
+            <w:tcMar>
+              <w:top w:type="dxa" w:w="80"/>
+              <w:left w:type="dxa" w:w="100"/>
+              <w:bottom w:type="dxa" w:w="80"/>
+              <w:right w:type="dxa" w:w="100"/>
+            </w:tcMar>
+            <w:vAlign w:val="top"/>
+          </w:tcPr>
+          <w:p>
+            <w:pPr>
+              <w:spacing w:after="40"/>
+            </w:pPr>
             <w:r>
               <w:rPr>
                 <w:i/>
@@ -994,89 +1402,41 @@
                 <w:sz w:val="19"/>
                 <w:szCs w:val="19"/>
               </w:rPr>
-              <w:t xml:space="preserve">   relación</w:t>
-            </w:r>
-          </w:p>
+              <w:t xml:space="preserve">Not Table of values: write a counter-example that breaks the definition.</w:t>
+            </w:r>
+          </w:p>
+          <w:p>
+            <w:pPr>
+              <w:pBdr>
+                <w:bottom w:val="single" w:color="AFBECC" w:sz="6"/>
+              </w:pBdr>
+              <w:spacing w:after="30" w:before="150"/>
+            </w:pPr>
+            <w:r>
+              <w:t xml:space="preserve"/>
+            </w:r>
+          </w:p>
+        </w:tc>
+        <w:tc>
+          <w:tcPr>
+            <w:tcW w:type="dxa" w:w="2200"/>
+            <w:tcMar>
+              <w:top w:type="dxa" w:w="80"/>
+              <w:left w:type="dxa" w:w="100"/>
+              <w:bottom w:type="dxa" w:w="80"/>
+              <w:right w:type="dxa" w:w="100"/>
+            </w:tcMar>
+            <w:vAlign w:val="top"/>
+          </w:tcPr>
           <w:p>
             <w:pPr>
               <w:spacing w:after="40"/>
-            </w:pPr>
-            <w:r>
-              <w:rPr>
-                <w:sz w:val="21"/>
-                <w:szCs w:val="21"/>
-              </w:rPr>
-              <w:t xml:space="preserve">How two quantities change together.</w:t>
-            </w:r>
-          </w:p>
-          <w:p>
-            <w:pPr>
-              <w:spacing w:after="0"/>
-            </w:pPr>
-            <w:r>
-              <w:rPr>
-                <w:b/>
-                <w:bCs/>
-                <w:color w:val="1FA6A2"/>
-                <w:sz w:val="18"/>
-                <w:szCs w:val="18"/>
-              </w:rPr>
-              <w:t xml:space="preserve">Example:  </w:t>
-            </w:r>
-            <w:r>
-              <w:rPr>
-                <w:i/>
-                <w:iCs/>
-                <w:color w:val="5F6F80"/>
-                <w:sz w:val="18"/>
-                <w:szCs w:val="18"/>
-              </w:rPr>
-              <w:t xml:space="preserve">1 month → $24.95, 2 months → $49.90: the two quantities move together.</w:t>
-            </w:r>
-          </w:p>
-        </w:tc>
-      </w:tr>
-    </w:tbl>
-    <w:tbl>
-      <w:tblPr>
-        <w:tblW w:type="pct" w:w="100%"/>
-        <w:tblBorders>
-          <w:top w:val="none" w:color="FFFFFF" w:sz="0"/>
-          <w:left w:val="none" w:color="FFFFFF" w:sz="0"/>
-          <w:bottom w:val="single" w:color="C7D2DD" w:sz="4"/>
-          <w:right w:val="none" w:color="FFFFFF" w:sz="0"/>
-          <w:insideH w:val="none" w:color="FFFFFF" w:sz="0"/>
-          <w:insideV w:val="none" w:color="FFFFFF" w:sz="0"/>
-        </w:tblBorders>
-      </w:tblPr>
-      <w:tblGrid>
-        <w:gridCol w:w="1800"/>
-        <w:gridCol w:w="7560"/>
-      </w:tblGrid>
-      <w:tr>
-        <w:trPr>
-          <w:cantSplit/>
-        </w:trPr>
-        <w:tc>
-          <w:tcPr>
-            <w:tcW w:type="dxa" w:w="1800"/>
-            <w:tcMar>
-              <w:top w:type="dxa" w:w="100"/>
-              <w:left w:type="dxa" w:w="40"/>
-              <w:bottom w:type="dxa" w:w="100"/>
-              <w:right w:type="dxa" w:w="120"/>
-            </w:tcMar>
-            <w:vAlign w:val="center"/>
-          </w:tcPr>
-          <w:p>
-            <w:pPr>
-              <w:spacing w:after="0"/>
               <w:jc w:val="center"/>
             </w:pPr>
             <w:r>
               <w:drawing>
                 <wp:inline distT="0" distB="0" distL="0" distR="0">
-                  <wp:extent cx="1047750" cy="790575"/>
+                  <wp:extent cx="876300" cy="657225"/>
                   <wp:effectExtent t="0" r="0" b="0" l="0"/>
                   <wp:docPr id="1" name="" descr="" title=""/>
                   <wp:cNvGraphicFramePr>
@@ -1101,7 +1461,7 @@
                         <pic:spPr bwMode="auto">
                           <a:xfrm>
                             <a:off x="0" y="0"/>
-                            <a:ext cx="1047750" cy="790575"/>
+                            <a:ext cx="876300" cy="657225"/>
                           </a:xfrm>
                           <a:prstGeom prst="rect">
                             <a:avLst/>
@@ -1114,32 +1474,108 @@
               </w:drawing>
             </w:r>
           </w:p>
-        </w:tc>
-        <w:tc>
-          <w:tcPr>
-            <w:tcW w:type="dxa" w:w="7560"/>
-            <w:tcMar>
-              <w:top w:type="dxa" w:w="100"/>
-              <w:left w:type="dxa" w:w="40"/>
-              <w:bottom w:type="dxa" w:w="100"/>
-              <w:right w:type="dxa" w:w="40"/>
-            </w:tcMar>
-            <w:vAlign w:val="center"/>
-          </w:tcPr>
-          <w:p>
-            <w:pPr>
-              <w:spacing w:after="50"/>
+          <w:p>
+            <w:pPr>
+              <w:spacing w:after="0"/>
+            </w:pPr>
+            <w:r>
+              <w:rPr>
+                <w:i/>
+                <w:iCs/>
+                <w:color w:val="5F6F80"/>
+                <w:sz w:val="18"/>
+                <w:szCs w:val="18"/>
+              </w:rPr>
+              <w:t xml:space="preserve">x: 2, 4 paired with y: 14, 28</w:t>
+            </w:r>
+          </w:p>
+        </w:tc>
+      </w:tr>
+      <w:tr>
+        <w:trPr>
+          <w:cantSplit/>
+        </w:trPr>
+        <w:tc>
+          <w:tcPr>
+            <w:tcW w:type="dxa" w:w="1800"/>
+            <w:tcMar>
+              <w:top w:type="dxa" w:w="80"/>
+              <w:left w:type="dxa" w:w="100"/>
+              <w:bottom w:type="dxa" w:w="80"/>
+              <w:right w:type="dxa" w:w="100"/>
+            </w:tcMar>
+            <w:vAlign w:val="top"/>
+          </w:tcPr>
+          <w:p>
+            <w:pPr>
+              <w:spacing w:after="30"/>
             </w:pPr>
             <w:r>
               <w:rPr>
                 <w:b/>
                 <w:bCs/>
                 <w:color w:val="12355B"/>
-                <w:sz w:val="24"/>
-                <w:szCs w:val="24"/>
-              </w:rPr>
-              <w:t xml:space="preserve">Table of values</w:t>
-            </w:r>
+                <w:sz w:val="21"/>
+                <w:szCs w:val="21"/>
+              </w:rPr>
+              <w:t xml:space="preserve">Input</w:t>
+            </w:r>
+          </w:p>
+          <w:p>
+            <w:pPr>
+              <w:spacing w:after="0"/>
+            </w:pPr>
+            <w:r>
+              <w:rPr>
+                <w:i/>
+                <w:iCs/>
+                <w:color w:val="5F6F80"/>
+                <w:sz w:val="18"/>
+                <w:szCs w:val="18"/>
+              </w:rPr>
+              <w:t xml:space="preserve">Entrada</w:t>
+            </w:r>
+          </w:p>
+        </w:tc>
+        <w:tc>
+          <w:tcPr>
+            <w:tcW w:type="dxa" w:w="3160"/>
+            <w:tcMar>
+              <w:top w:type="dxa" w:w="80"/>
+              <w:left w:type="dxa" w:w="100"/>
+              <w:bottom w:type="dxa" w:w="80"/>
+              <w:right w:type="dxa" w:w="100"/>
+            </w:tcMar>
+            <w:vAlign w:val="top"/>
+          </w:tcPr>
+          <w:p>
+            <w:pPr>
+              <w:spacing w:after="0"/>
+            </w:pPr>
+            <w:r>
+              <w:rPr>
+                <w:sz w:val="20"/>
+                <w:szCs w:val="20"/>
+              </w:rPr>
+              <w:t xml:space="preserve">The independent value you put in; it fills the first column of a table.</w:t>
+            </w:r>
+          </w:p>
+        </w:tc>
+        <w:tc>
+          <w:tcPr>
+            <w:tcW w:type="dxa" w:w="2200"/>
+            <w:tcMar>
+              <w:top w:type="dxa" w:w="80"/>
+              <w:left w:type="dxa" w:w="100"/>
+              <w:bottom w:type="dxa" w:w="80"/>
+              <w:right w:type="dxa" w:w="100"/>
+            </w:tcMar>
+            <w:vAlign w:val="top"/>
+          </w:tcPr>
+          <w:p>
+            <w:pPr>
+              <w:spacing w:after="40"/>
+            </w:pPr>
             <w:r>
               <w:rPr>
                 <w:i/>
@@ -1148,89 +1584,41 @@
                 <w:sz w:val="19"/>
                 <w:szCs w:val="19"/>
               </w:rPr>
-              <w:t xml:space="preserve">   Tabla de valores</w:t>
-            </w:r>
-          </w:p>
+              <w:t xml:space="preserve">Not Input: write a counter-example that breaks the definition.</w:t>
+            </w:r>
+          </w:p>
+          <w:p>
+            <w:pPr>
+              <w:pBdr>
+                <w:bottom w:val="single" w:color="AFBECC" w:sz="6"/>
+              </w:pBdr>
+              <w:spacing w:after="30" w:before="150"/>
+            </w:pPr>
+            <w:r>
+              <w:t xml:space="preserve"/>
+            </w:r>
+          </w:p>
+        </w:tc>
+        <w:tc>
+          <w:tcPr>
+            <w:tcW w:type="dxa" w:w="2200"/>
+            <w:tcMar>
+              <w:top w:type="dxa" w:w="80"/>
+              <w:left w:type="dxa" w:w="100"/>
+              <w:bottom w:type="dxa" w:w="80"/>
+              <w:right w:type="dxa" w:w="100"/>
+            </w:tcMar>
+            <w:vAlign w:val="top"/>
+          </w:tcPr>
           <w:p>
             <w:pPr>
               <w:spacing w:after="40"/>
-            </w:pPr>
-            <w:r>
-              <w:rPr>
-                <w:sz w:val="21"/>
-                <w:szCs w:val="21"/>
-              </w:rPr>
-              <w:t xml:space="preserve">A list of matched input and output pairs.</w:t>
-            </w:r>
-          </w:p>
-          <w:p>
-            <w:pPr>
-              <w:spacing w:after="0"/>
-            </w:pPr>
-            <w:r>
-              <w:rPr>
-                <w:b/>
-                <w:bCs/>
-                <w:color w:val="1FA6A2"/>
-                <w:sz w:val="18"/>
-                <w:szCs w:val="18"/>
-              </w:rPr>
-              <w:t xml:space="preserve">Example:  </w:t>
-            </w:r>
-            <w:r>
-              <w:rPr>
-                <w:i/>
-                <w:iCs/>
-                <w:color w:val="5F6F80"/>
-                <w:sz w:val="18"/>
-                <w:szCs w:val="18"/>
-              </w:rPr>
-              <w:t xml:space="preserve">x: 2, 4 paired with y: 14, 28</w:t>
-            </w:r>
-          </w:p>
-        </w:tc>
-      </w:tr>
-    </w:tbl>
-    <w:tbl>
-      <w:tblPr>
-        <w:tblW w:type="pct" w:w="100%"/>
-        <w:tblBorders>
-          <w:top w:val="none" w:color="FFFFFF" w:sz="0"/>
-          <w:left w:val="none" w:color="FFFFFF" w:sz="0"/>
-          <w:bottom w:val="single" w:color="C7D2DD" w:sz="4"/>
-          <w:right w:val="none" w:color="FFFFFF" w:sz="0"/>
-          <w:insideH w:val="none" w:color="FFFFFF" w:sz="0"/>
-          <w:insideV w:val="none" w:color="FFFFFF" w:sz="0"/>
-        </w:tblBorders>
-      </w:tblPr>
-      <w:tblGrid>
-        <w:gridCol w:w="1800"/>
-        <w:gridCol w:w="7560"/>
-      </w:tblGrid>
-      <w:tr>
-        <w:trPr>
-          <w:cantSplit/>
-        </w:trPr>
-        <w:tc>
-          <w:tcPr>
-            <w:tcW w:type="dxa" w:w="1800"/>
-            <w:tcMar>
-              <w:top w:type="dxa" w:w="100"/>
-              <w:left w:type="dxa" w:w="40"/>
-              <w:bottom w:type="dxa" w:w="100"/>
-              <w:right w:type="dxa" w:w="120"/>
-            </w:tcMar>
-            <w:vAlign w:val="center"/>
-          </w:tcPr>
-          <w:p>
-            <w:pPr>
-              <w:spacing w:after="0"/>
               <w:jc w:val="center"/>
             </w:pPr>
             <w:r>
               <w:drawing>
                 <wp:inline distT="0" distB="0" distL="0" distR="0">
-                  <wp:extent cx="1047750" cy="790575"/>
+                  <wp:extent cx="876300" cy="657225"/>
                   <wp:effectExtent t="0" r="0" b="0" l="0"/>
                   <wp:docPr id="1" name="" descr="" title=""/>
                   <wp:cNvGraphicFramePr>
@@ -1255,7 +1643,7 @@
                         <pic:spPr bwMode="auto">
                           <a:xfrm>
                             <a:off x="0" y="0"/>
-                            <a:ext cx="1047750" cy="790575"/>
+                            <a:ext cx="876300" cy="657225"/>
                           </a:xfrm>
                           <a:prstGeom prst="rect">
                             <a:avLst/>
@@ -1268,32 +1656,108 @@
               </w:drawing>
             </w:r>
           </w:p>
-        </w:tc>
-        <w:tc>
-          <w:tcPr>
-            <w:tcW w:type="dxa" w:w="7560"/>
-            <w:tcMar>
-              <w:top w:type="dxa" w:w="100"/>
-              <w:left w:type="dxa" w:w="40"/>
-              <w:bottom w:type="dxa" w:w="100"/>
-              <w:right w:type="dxa" w:w="40"/>
-            </w:tcMar>
-            <w:vAlign w:val="center"/>
-          </w:tcPr>
-          <w:p>
-            <w:pPr>
-              <w:spacing w:after="50"/>
+          <w:p>
+            <w:pPr>
+              <w:spacing w:after="0"/>
+            </w:pPr>
+            <w:r>
+              <w:rPr>
+                <w:i/>
+                <w:iCs/>
+                <w:color w:val="5F6F80"/>
+                <w:sz w:val="18"/>
+                <w:szCs w:val="18"/>
+              </w:rPr>
+              <w:t xml:space="preserve">Minutes jogged</w:t>
+            </w:r>
+          </w:p>
+        </w:tc>
+      </w:tr>
+      <w:tr>
+        <w:trPr>
+          <w:cantSplit/>
+        </w:trPr>
+        <w:tc>
+          <w:tcPr>
+            <w:tcW w:type="dxa" w:w="1800"/>
+            <w:tcMar>
+              <w:top w:type="dxa" w:w="80"/>
+              <w:left w:type="dxa" w:w="100"/>
+              <w:bottom w:type="dxa" w:w="80"/>
+              <w:right w:type="dxa" w:w="100"/>
+            </w:tcMar>
+            <w:vAlign w:val="top"/>
+          </w:tcPr>
+          <w:p>
+            <w:pPr>
+              <w:spacing w:after="30"/>
             </w:pPr>
             <w:r>
               <w:rPr>
                 <w:b/>
                 <w:bCs/>
                 <w:color w:val="12355B"/>
-                <w:sz w:val="24"/>
-                <w:szCs w:val="24"/>
-              </w:rPr>
-              <w:t xml:space="preserve">Input</w:t>
-            </w:r>
+                <w:sz w:val="21"/>
+                <w:szCs w:val="21"/>
+              </w:rPr>
+              <w:t xml:space="preserve">Output</w:t>
+            </w:r>
+          </w:p>
+          <w:p>
+            <w:pPr>
+              <w:spacing w:after="0"/>
+            </w:pPr>
+            <w:r>
+              <w:rPr>
+                <w:i/>
+                <w:iCs/>
+                <w:color w:val="5F6F80"/>
+                <w:sz w:val="18"/>
+                <w:szCs w:val="18"/>
+              </w:rPr>
+              <w:t xml:space="preserve">Salida</w:t>
+            </w:r>
+          </w:p>
+        </w:tc>
+        <w:tc>
+          <w:tcPr>
+            <w:tcW w:type="dxa" w:w="3160"/>
+            <w:tcMar>
+              <w:top w:type="dxa" w:w="80"/>
+              <w:left w:type="dxa" w:w="100"/>
+              <w:bottom w:type="dxa" w:w="80"/>
+              <w:right w:type="dxa" w:w="100"/>
+            </w:tcMar>
+            <w:vAlign w:val="top"/>
+          </w:tcPr>
+          <w:p>
+            <w:pPr>
+              <w:spacing w:after="0"/>
+            </w:pPr>
+            <w:r>
+              <w:rPr>
+                <w:sz w:val="20"/>
+                <w:szCs w:val="20"/>
+              </w:rPr>
+              <w:t xml:space="preserve">The dependent value that comes out; it fills the second column of a table.</w:t>
+            </w:r>
+          </w:p>
+        </w:tc>
+        <w:tc>
+          <w:tcPr>
+            <w:tcW w:type="dxa" w:w="2200"/>
+            <w:tcMar>
+              <w:top w:type="dxa" w:w="80"/>
+              <w:left w:type="dxa" w:w="100"/>
+              <w:bottom w:type="dxa" w:w="80"/>
+              <w:right w:type="dxa" w:w="100"/>
+            </w:tcMar>
+            <w:vAlign w:val="top"/>
+          </w:tcPr>
+          <w:p>
+            <w:pPr>
+              <w:spacing w:after="40"/>
+            </w:pPr>
             <w:r>
               <w:rPr>
                 <w:i/>
@@ -1302,89 +1766,41 @@
                 <w:sz w:val="19"/>
                 <w:szCs w:val="19"/>
               </w:rPr>
-              <w:t xml:space="preserve">   Entrada</w:t>
-            </w:r>
-          </w:p>
+              <w:t xml:space="preserve">Not Output: write a counter-example that breaks the definition.</w:t>
+            </w:r>
+          </w:p>
+          <w:p>
+            <w:pPr>
+              <w:pBdr>
+                <w:bottom w:val="single" w:color="AFBECC" w:sz="6"/>
+              </w:pBdr>
+              <w:spacing w:after="30" w:before="150"/>
+            </w:pPr>
+            <w:r>
+              <w:t xml:space="preserve"/>
+            </w:r>
+          </w:p>
+        </w:tc>
+        <w:tc>
+          <w:tcPr>
+            <w:tcW w:type="dxa" w:w="2200"/>
+            <w:tcMar>
+              <w:top w:type="dxa" w:w="80"/>
+              <w:left w:type="dxa" w:w="100"/>
+              <w:bottom w:type="dxa" w:w="80"/>
+              <w:right w:type="dxa" w:w="100"/>
+            </w:tcMar>
+            <w:vAlign w:val="top"/>
+          </w:tcPr>
           <w:p>
             <w:pPr>
               <w:spacing w:after="40"/>
-            </w:pPr>
-            <w:r>
-              <w:rPr>
-                <w:sz w:val="21"/>
-                <w:szCs w:val="21"/>
-              </w:rPr>
-              <w:t xml:space="preserve">The independent value you put in; it fills the first column of a table.</w:t>
-            </w:r>
-          </w:p>
-          <w:p>
-            <w:pPr>
-              <w:spacing w:after="0"/>
-            </w:pPr>
-            <w:r>
-              <w:rPr>
-                <w:b/>
-                <w:bCs/>
-                <w:color w:val="1FA6A2"/>
-                <w:sz w:val="18"/>
-                <w:szCs w:val="18"/>
-              </w:rPr>
-              <w:t xml:space="preserve">Example:  </w:t>
-            </w:r>
-            <w:r>
-              <w:rPr>
-                <w:i/>
-                <w:iCs/>
-                <w:color w:val="5F6F80"/>
-                <w:sz w:val="18"/>
-                <w:szCs w:val="18"/>
-              </w:rPr>
-              <w:t xml:space="preserve">Minutes jogged</w:t>
-            </w:r>
-          </w:p>
-        </w:tc>
-      </w:tr>
-    </w:tbl>
-    <w:tbl>
-      <w:tblPr>
-        <w:tblW w:type="pct" w:w="100%"/>
-        <w:tblBorders>
-          <w:top w:val="none" w:color="FFFFFF" w:sz="0"/>
-          <w:left w:val="none" w:color="FFFFFF" w:sz="0"/>
-          <w:bottom w:val="single" w:color="C7D2DD" w:sz="4"/>
-          <w:right w:val="none" w:color="FFFFFF" w:sz="0"/>
-          <w:insideH w:val="none" w:color="FFFFFF" w:sz="0"/>
-          <w:insideV w:val="none" w:color="FFFFFF" w:sz="0"/>
-        </w:tblBorders>
-      </w:tblPr>
-      <w:tblGrid>
-        <w:gridCol w:w="1800"/>
-        <w:gridCol w:w="7560"/>
-      </w:tblGrid>
-      <w:tr>
-        <w:trPr>
-          <w:cantSplit/>
-        </w:trPr>
-        <w:tc>
-          <w:tcPr>
-            <w:tcW w:type="dxa" w:w="1800"/>
-            <w:tcMar>
-              <w:top w:type="dxa" w:w="100"/>
-              <w:left w:type="dxa" w:w="40"/>
-              <w:bottom w:type="dxa" w:w="100"/>
-              <w:right w:type="dxa" w:w="120"/>
-            </w:tcMar>
-            <w:vAlign w:val="center"/>
-          </w:tcPr>
-          <w:p>
-            <w:pPr>
-              <w:spacing w:after="0"/>
               <w:jc w:val="center"/>
             </w:pPr>
             <w:r>
               <w:drawing>
                 <wp:inline distT="0" distB="0" distL="0" distR="0">
-                  <wp:extent cx="1047750" cy="790575"/>
+                  <wp:extent cx="876300" cy="657225"/>
                   <wp:effectExtent t="0" r="0" b="0" l="0"/>
                   <wp:docPr id="1" name="" descr="" title=""/>
                   <wp:cNvGraphicFramePr>
@@ -1409,7 +1825,7 @@
                         <pic:spPr bwMode="auto">
                           <a:xfrm>
                             <a:off x="0" y="0"/>
-                            <a:ext cx="1047750" cy="790575"/>
+                            <a:ext cx="876300" cy="657225"/>
                           </a:xfrm>
                           <a:prstGeom prst="rect">
                             <a:avLst/>
@@ -1422,69 +1838,10 @@
               </w:drawing>
             </w:r>
           </w:p>
-        </w:tc>
-        <w:tc>
-          <w:tcPr>
-            <w:tcW w:type="dxa" w:w="7560"/>
-            <w:tcMar>
-              <w:top w:type="dxa" w:w="100"/>
-              <w:left w:type="dxa" w:w="40"/>
-              <w:bottom w:type="dxa" w:w="100"/>
-              <w:right w:type="dxa" w:w="40"/>
-            </w:tcMar>
-            <w:vAlign w:val="center"/>
-          </w:tcPr>
-          <w:p>
-            <w:pPr>
-              <w:spacing w:after="50"/>
-            </w:pPr>
-            <w:r>
-              <w:rPr>
-                <w:b/>
-                <w:bCs/>
-                <w:color w:val="12355B"/>
-                <w:sz w:val="24"/>
-                <w:szCs w:val="24"/>
-              </w:rPr>
-              <w:t xml:space="preserve">Output</w:t>
-            </w:r>
-            <w:r>
-              <w:rPr>
-                <w:i/>
-                <w:iCs/>
-                <w:color w:val="5F6F80"/>
-                <w:sz w:val="19"/>
-                <w:szCs w:val="19"/>
-              </w:rPr>
-              <w:t xml:space="preserve">   Salida</w:t>
-            </w:r>
-          </w:p>
-          <w:p>
-            <w:pPr>
-              <w:spacing w:after="40"/>
-            </w:pPr>
-            <w:r>
-              <w:rPr>
-                <w:sz w:val="21"/>
-                <w:szCs w:val="21"/>
-              </w:rPr>
-              <w:t xml:space="preserve">The dependent value that comes out; it fills the second column of a table.</w:t>
-            </w:r>
-          </w:p>
           <w:p>
             <w:pPr>
               <w:spacing w:after="0"/>
             </w:pPr>
-            <w:r>
-              <w:rPr>
-                <w:b/>
-                <w:bCs/>
-                <w:color w:val="1FA6A2"/>
-                <w:sz w:val="18"/>
-                <w:szCs w:val="18"/>
-              </w:rPr>
-              <w:t xml:space="preserve">Example:  </w:t>
-            </w:r>
             <w:r>
               <w:rPr>
                 <w:i/>
@@ -1621,7 +1978,7 @@
           <w:sz w:val="22"/>
           <w:szCs w:val="22"/>
         </w:rPr>
-        <w:t xml:space="preserve">The quantity that is subject to choice is the </w:t>
+        <w:t xml:space="preserve">The input quantity in a relationship is the </w:t>
       </w:r>
       <w:r>
         <w:rPr>
@@ -3784,7 +4141,7 @@
           <w:sz w:val="19"/>
           <w:szCs w:val="19"/>
         </w:rPr>
-        <w:t xml:space="preserve">   You Do — show your work</w:t>
+        <w:t xml:space="preserve">   You Do — show your work and reasoning</w:t>
       </w:r>
     </w:p>
     <w:p>
@@ -3799,7 +4156,7 @@
           <w:sz w:val="19"/>
           <w:szCs w:val="19"/>
         </w:rPr>
-        <w:t xml:space="preserve">Solve each problem. Show your thinking in the work box.</w:t>
+        <w:t xml:space="preserve">Solve each problem in the middle column and explain your reasoning using the sentence starters on the right.</w:t>
       </w:r>
     </w:p>
     <w:p>
@@ -3828,120 +4185,258 @@
         <w:t xml:space="preserve">   extra scaffolding</w:t>
       </w:r>
     </w:p>
-    <w:p>
-      <w:pPr>
-        <w:keepNext/>
-        <w:spacing w:after="60" w:before="160"/>
-      </w:pPr>
-      <w:r>
-        <w:rPr>
-          <w:b/>
-          <w:bCs/>
-          <w:color w:val="12355B"/>
-          <w:sz w:val="22"/>
-          <w:szCs w:val="22"/>
-        </w:rPr>
-        <w:t xml:space="preserve">1.  </w:t>
-      </w:r>
-      <w:r>
-        <w:rPr>
-          <w:b/>
-          <w:bCs/>
-          <w:sz w:val="21"/>
-          <w:szCs w:val="21"/>
-        </w:rPr>
-        <w:t xml:space="preserve">Claire burned 123 Calories on a 30-minute jog. Which quantity is subject to choice?</w:t>
-      </w:r>
-    </w:p>
-    <w:p>
-      <w:pPr>
-        <w:spacing w:after="40"/>
-        <w:ind w:left="420"/>
-      </w:pPr>
-      <w:r>
-        <w:rPr>
-          <w:sz w:val="20"/>
-          <w:szCs w:val="20"/>
-        </w:rPr>
-        <w:t xml:space="preserve">A)  Calories she burns</w:t>
-      </w:r>
-    </w:p>
-    <w:p>
-      <w:pPr>
-        <w:spacing w:after="40"/>
-        <w:ind w:left="420"/>
-      </w:pPr>
-      <w:r>
-        <w:rPr>
-          <w:sz w:val="20"/>
-          <w:szCs w:val="20"/>
-        </w:rPr>
-        <w:t xml:space="preserve">B)  Her heart rate</w:t>
-      </w:r>
-    </w:p>
-    <w:p>
-      <w:pPr>
-        <w:spacing w:after="40"/>
-        <w:ind w:left="420"/>
-      </w:pPr>
-      <w:r>
-        <w:rPr>
-          <w:sz w:val="20"/>
-          <w:szCs w:val="20"/>
-        </w:rPr>
-        <w:t xml:space="preserve">C)  Minutes she jogs</w:t>
-      </w:r>
-    </w:p>
-    <w:p>
-      <w:pPr>
-        <w:spacing w:after="40"/>
-        <w:ind w:left="420"/>
-      </w:pPr>
-      <w:r>
-        <w:rPr>
-          <w:sz w:val="20"/>
-          <w:szCs w:val="20"/>
-        </w:rPr>
-        <w:t xml:space="preserve">D)  The weather</w:t>
-      </w:r>
-    </w:p>
-    <w:p>
-      <w:pPr>
-        <w:spacing w:after="20"/>
-      </w:pPr>
-      <w:r>
-        <w:t xml:space="preserve"/>
-      </w:r>
-    </w:p>
     <w:tbl>
       <w:tblPr>
-        <w:tblW w:type="pct" w:w="100%"/>
+        <w:tblW w:type="dxa" w:w="9360"/>
         <w:tblBorders>
           <w:top w:val="single" w:color="C7D2DD" w:sz="6"/>
           <w:left w:val="single" w:color="C7D2DD" w:sz="6"/>
           <w:bottom w:val="single" w:color="C7D2DD" w:sz="6"/>
           <w:right w:val="single" w:color="C7D2DD" w:sz="6"/>
-          <w:insideH w:val="single" w:color="auto" w:sz="4"/>
-          <w:insideV w:val="single" w:color="auto" w:sz="4"/>
+          <w:insideH w:val="single" w:color="C7D2DD" w:sz="6"/>
+          <w:insideV w:val="single" w:color="C7D2DD" w:sz="6"/>
         </w:tblBorders>
       </w:tblPr>
       <w:tblGrid>
-        <w:gridCol w:w="100"/>
+        <w:gridCol w:w="2800"/>
+        <w:gridCol w:w="3560"/>
+        <w:gridCol w:w="3000"/>
       </w:tblGrid>
       <w:tr>
-        <w:tc>
-          <w:tcPr>
+        <w:trPr>
+          <w:cantSplit/>
+          <w:tblHeader/>
+        </w:trPr>
+        <w:tc>
+          <w:tcPr>
+            <w:tcW w:type="dxa" w:w="2800"/>
+            <w:shd w:fill="EEF4F8" w:color="auto" w:val="clear"/>
+            <w:tcMar>
+              <w:top w:type="dxa" w:w="60"/>
+              <w:left w:type="dxa" w:w="100"/>
+              <w:bottom w:type="dxa" w:w="60"/>
+              <w:right w:type="dxa" w:w="100"/>
+            </w:tcMar>
+          </w:tcPr>
+          <w:p>
+            <w:pPr>
+              <w:spacing w:after="0"/>
+            </w:pPr>
+            <w:r>
+              <w:rPr>
+                <w:b/>
+                <w:bCs/>
+                <w:color w:val="12355B"/>
+                <w:sz w:val="16"/>
+                <w:szCs w:val="16"/>
+              </w:rPr>
+              <w:t xml:space="preserve">CORE PROBLEM / GIVEN REPRESENTATION</w:t>
+            </w:r>
+          </w:p>
+        </w:tc>
+        <w:tc>
+          <w:tcPr>
+            <w:tcW w:type="dxa" w:w="3560"/>
+            <w:shd w:fill="EEF4F8" w:color="auto" w:val="clear"/>
+            <w:tcMar>
+              <w:top w:type="dxa" w:w="60"/>
+              <w:left w:type="dxa" w:w="100"/>
+              <w:bottom w:type="dxa" w:w="60"/>
+              <w:right w:type="dxa" w:w="100"/>
+            </w:tcMar>
+          </w:tcPr>
+          <w:p>
+            <w:pPr>
+              <w:spacing w:after="0"/>
+            </w:pPr>
+            <w:r>
+              <w:rPr>
+                <w:b/>
+                <w:bCs/>
+                <w:color w:val="12355B"/>
+                <w:sz w:val="16"/>
+                <w:szCs w:val="16"/>
+              </w:rPr>
+              <w:t xml:space="preserve">WORKING SPACE / CALCULATION STEPS</w:t>
+            </w:r>
+          </w:p>
+        </w:tc>
+        <w:tc>
+          <w:tcPr>
+            <w:tcW w:type="dxa" w:w="3000"/>
             <w:shd w:fill="FBF3E2" w:color="auto" w:val="clear"/>
             <w:tcMar>
               <w:top w:type="dxa" w:w="60"/>
-              <w:left w:type="dxa" w:w="120"/>
+              <w:left w:type="dxa" w:w="100"/>
               <w:bottom w:type="dxa" w:w="60"/>
-              <w:right w:type="dxa" w:w="120"/>
-            </w:tcMar>
-          </w:tcPr>
-          <w:p>
-            <w:pPr>
-              <w:spacing w:after="0" w:line="320"/>
+              <w:right w:type="dxa" w:w="100"/>
+            </w:tcMar>
+          </w:tcPr>
+          <w:p>
+            <w:pPr>
+              <w:spacing w:after="0"/>
+            </w:pPr>
+            <w:r>
+              <w:rPr>
+                <w:b/>
+                <w:bCs/>
+                <w:color w:val="B97A12"/>
+                <w:sz w:val="16"/>
+                <w:szCs w:val="16"/>
+              </w:rPr>
+              <w:t xml:space="preserve">EXPLAIN YOUR REASONING</w:t>
+            </w:r>
+          </w:p>
+        </w:tc>
+      </w:tr>
+      <w:tr>
+        <w:trPr>
+          <w:cantSplit/>
+        </w:trPr>
+        <w:tc>
+          <w:tcPr>
+            <w:tcW w:type="dxa" w:w="2800"/>
+            <w:tcMar>
+              <w:top w:type="dxa" w:w="80"/>
+              <w:left w:type="dxa" w:w="100"/>
+              <w:bottom w:type="dxa" w:w="80"/>
+              <w:right w:type="dxa" w:w="100"/>
+            </w:tcMar>
+            <w:vAlign w:val="top"/>
+          </w:tcPr>
+          <w:p>
+            <w:pPr>
+              <w:spacing w:after="60"/>
+            </w:pPr>
+            <w:r>
+              <w:rPr>
+                <w:b/>
+                <w:bCs/>
+                <w:color w:val="12355B"/>
+                <w:sz w:val="21"/>
+                <w:szCs w:val="21"/>
+              </w:rPr>
+              <w:t xml:space="preserve">1.  </w:t>
+            </w:r>
+            <w:r>
+              <w:rPr>
+                <w:b/>
+                <w:bCs/>
+                <w:sz w:val="20"/>
+                <w:szCs w:val="20"/>
+              </w:rPr>
+              <w:t xml:space="preserve">Claire burned 123 Calories on a 30-minute jog. Which quantity is subject to choice?</w:t>
+            </w:r>
+          </w:p>
+          <w:p>
+            <w:pPr>
+              <w:spacing w:after="30"/>
+              <w:ind w:left="180"/>
+            </w:pPr>
+            <w:r>
+              <w:rPr>
+                <w:sz w:val="19"/>
+                <w:szCs w:val="19"/>
+              </w:rPr>
+              <w:t xml:space="preserve">A)  Calories she burns</w:t>
+            </w:r>
+          </w:p>
+          <w:p>
+            <w:pPr>
+              <w:spacing w:after="30"/>
+              <w:ind w:left="180"/>
+            </w:pPr>
+            <w:r>
+              <w:rPr>
+                <w:sz w:val="19"/>
+                <w:szCs w:val="19"/>
+              </w:rPr>
+              <w:t xml:space="preserve">B)  Her heart rate</w:t>
+            </w:r>
+          </w:p>
+          <w:p>
+            <w:pPr>
+              <w:spacing w:after="30"/>
+              <w:ind w:left="180"/>
+            </w:pPr>
+            <w:r>
+              <w:rPr>
+                <w:sz w:val="19"/>
+                <w:szCs w:val="19"/>
+              </w:rPr>
+              <w:t xml:space="preserve">C)  Minutes she jogs</w:t>
+            </w:r>
+          </w:p>
+          <w:p>
+            <w:pPr>
+              <w:spacing w:after="30"/>
+              <w:ind w:left="180"/>
+            </w:pPr>
+            <w:r>
+              <w:rPr>
+                <w:sz w:val="19"/>
+                <w:szCs w:val="19"/>
+              </w:rPr>
+              <w:t xml:space="preserve">D)  The weather</w:t>
+            </w:r>
+          </w:p>
+        </w:tc>
+        <w:tc>
+          <w:tcPr>
+            <w:tcW w:type="dxa" w:w="3560"/>
+            <w:tcMar>
+              <w:top w:type="dxa" w:w="80"/>
+              <w:left w:type="dxa" w:w="100"/>
+              <w:bottom w:type="dxa" w:w="80"/>
+              <w:right w:type="dxa" w:w="100"/>
+            </w:tcMar>
+            <w:vAlign w:val="top"/>
+          </w:tcPr>
+          <w:p>
+            <w:pPr>
+              <w:spacing w:after="40"/>
+            </w:pPr>
+            <w:r>
+              <w:rPr>
+                <w:b/>
+                <w:bCs/>
+                <w:color w:val="1FA6A2"/>
+                <w:sz w:val="19"/>
+                <w:szCs w:val="19"/>
+              </w:rPr>
+              <w:t xml:space="preserve">Solution:  </w:t>
+            </w:r>
+            <w:r>
+              <w:rPr>
+                <w:b/>
+                <w:bCs/>
+                <w:sz w:val="19"/>
+                <w:szCs w:val="19"/>
+              </w:rPr>
+              <w:t xml:space="preserve">C)  Minutes she jogs</w:t>
+            </w:r>
+          </w:p>
+          <w:p>
+            <w:pPr>
+              <w:spacing w:after="40"/>
+            </w:pPr>
+            <w:r>
+              <w:rPr>
+                <w:i/>
+                <w:iCs/>
+                <w:color w:val="5F6F80"/>
+                <w:sz w:val="18"/>
+                <w:szCs w:val="18"/>
+              </w:rPr>
+              <w:t xml:space="preserve">Claire decides how long to jog. The Calories follow from that decision.</w:t>
+            </w:r>
+          </w:p>
+          <w:p>
+            <w:pPr>
+              <w:pBdr>
+                <w:bottom w:val="single" w:color="AFBECC" w:sz="6"/>
+              </w:pBdr>
+              <w:spacing w:after="30" w:before="150"/>
             </w:pPr>
             <w:r>
               <w:t xml:space="preserve"/>
@@ -3949,7 +4444,125 @@
           </w:p>
           <w:p>
             <w:pPr>
-              <w:spacing w:after="0" w:line="320"/>
+              <w:pBdr>
+                <w:bottom w:val="single" w:color="AFBECC" w:sz="6"/>
+              </w:pBdr>
+              <w:spacing w:after="30" w:before="150"/>
+            </w:pPr>
+            <w:r>
+              <w:t xml:space="preserve"/>
+            </w:r>
+          </w:p>
+        </w:tc>
+        <w:tc>
+          <w:tcPr>
+            <w:tcW w:type="dxa" w:w="3000"/>
+            <w:shd w:fill="FBF3E2" w:color="auto" w:val="clear"/>
+            <w:tcMar>
+              <w:top w:type="dxa" w:w="80"/>
+              <w:left w:type="dxa" w:w="100"/>
+              <w:bottom w:type="dxa" w:w="80"/>
+              <w:right w:type="dxa" w:w="100"/>
+            </w:tcMar>
+            <w:vAlign w:val="top"/>
+          </w:tcPr>
+          <w:p>
+            <w:pPr>
+              <w:spacing w:after="40"/>
+            </w:pPr>
+            <w:r>
+              <w:rPr>
+                <w:b/>
+                <w:bCs/>
+                <w:color w:val="12355B"/>
+                <w:sz w:val="19"/>
+                <w:szCs w:val="19"/>
+              </w:rPr>
+              <w:t xml:space="preserve">Because... </w:t>
+            </w:r>
+            <w:r>
+              <w:rPr>
+                <w:color w:val="AFBECC"/>
+                <w:sz w:val="19"/>
+                <w:szCs w:val="19"/>
+              </w:rPr>
+              <w:t xml:space="preserve">________________</w:t>
+            </w:r>
+          </w:p>
+          <w:p>
+            <w:pPr>
+              <w:pBdr>
+                <w:bottom w:val="single" w:color="AFBECC" w:sz="6"/>
+              </w:pBdr>
+              <w:spacing w:after="30" w:before="150"/>
+            </w:pPr>
+            <w:r>
+              <w:t xml:space="preserve"/>
+            </w:r>
+          </w:p>
+          <w:p>
+            <w:pPr>
+              <w:spacing w:after="40" w:before="80"/>
+            </w:pPr>
+            <w:r>
+              <w:rPr>
+                <w:b/>
+                <w:bCs/>
+                <w:color w:val="6B4FA0"/>
+                <w:sz w:val="19"/>
+                <w:szCs w:val="19"/>
+              </w:rPr>
+              <w:t xml:space="preserve">Although... </w:t>
+            </w:r>
+            <w:r>
+              <w:rPr>
+                <w:color w:val="AFBECC"/>
+                <w:sz w:val="19"/>
+                <w:szCs w:val="19"/>
+              </w:rPr>
+              <w:t xml:space="preserve">_______________</w:t>
+            </w:r>
+          </w:p>
+          <w:p>
+            <w:pPr>
+              <w:pBdr>
+                <w:bottom w:val="single" w:color="AFBECC" w:sz="6"/>
+              </w:pBdr>
+              <w:spacing w:after="30" w:before="150"/>
+            </w:pPr>
+            <w:r>
+              <w:t xml:space="preserve"/>
+            </w:r>
+          </w:p>
+          <w:p>
+            <w:pPr>
+              <w:spacing w:after="40" w:before="80"/>
+            </w:pPr>
+            <w:r>
+              <w:rPr>
+                <w:b/>
+                <w:bCs/>
+                <w:color w:val="1FA6A2"/>
+                <w:sz w:val="19"/>
+                <w:szCs w:val="19"/>
+              </w:rPr>
+              <w:t xml:space="preserve">Therefore... </w:t>
+            </w:r>
+            <w:r>
+              <w:rPr>
+                <w:color w:val="AFBECC"/>
+                <w:sz w:val="19"/>
+                <w:szCs w:val="19"/>
+              </w:rPr>
+              <w:t xml:space="preserve">______________</w:t>
+            </w:r>
+          </w:p>
+          <w:p>
+            <w:pPr>
+              <w:pBdr>
+                <w:bottom w:val="single" w:color="AFBECC" w:sz="6"/>
+              </w:pBdr>
+              <w:spacing w:after="30" w:before="150"/>
             </w:pPr>
             <w:r>
               <w:t xml:space="preserve"/>
@@ -3960,84 +4573,7 @@
     </w:tbl>
     <w:p>
       <w:pPr>
-        <w:keepNext/>
-        <w:spacing w:after="60" w:before="160"/>
-      </w:pPr>
-      <w:r>
-        <w:rPr>
-          <w:b/>
-          <w:bCs/>
-          <w:color w:val="12355B"/>
-          <w:sz w:val="22"/>
-          <w:szCs w:val="22"/>
-        </w:rPr>
-        <w:t xml:space="preserve">2.  </w:t>
-      </w:r>
-      <w:r>
-        <w:rPr>
-          <w:b/>
-          <w:bCs/>
-          <w:sz w:val="21"/>
-          <w:szCs w:val="21"/>
-        </w:rPr>
-        <w:t xml:space="preserve">Which sentence is written in the correct order?</w:t>
-      </w:r>
-    </w:p>
-    <w:p>
-      <w:pPr>
-        <w:spacing w:after="40"/>
-        <w:ind w:left="420"/>
-      </w:pPr>
-      <w:r>
-        <w:rPr>
-          <w:sz w:val="20"/>
-          <w:szCs w:val="20"/>
-        </w:rPr>
-        <w:t xml:space="preserve">A)  Minutes jogged depends on Calories burned.</w:t>
-      </w:r>
-    </w:p>
-    <w:p>
-      <w:pPr>
-        <w:spacing w:after="40"/>
-        <w:ind w:left="420"/>
-      </w:pPr>
-      <w:r>
-        <w:rPr>
-          <w:sz w:val="20"/>
-          <w:szCs w:val="20"/>
-        </w:rPr>
-        <w:t xml:space="preserve">B)  Calories burned depends on Calories burned.</w:t>
-      </w:r>
-    </w:p>
-    <w:p>
-      <w:pPr>
-        <w:spacing w:after="40"/>
-        <w:ind w:left="420"/>
-      </w:pPr>
-      <w:r>
-        <w:rPr>
-          <w:sz w:val="20"/>
-          <w:szCs w:val="20"/>
-        </w:rPr>
-        <w:t xml:space="preserve">C)  Neither quantity depends on the other.</w:t>
-      </w:r>
-    </w:p>
-    <w:p>
-      <w:pPr>
-        <w:spacing w:after="40"/>
-        <w:ind w:left="420"/>
-      </w:pPr>
-      <w:r>
-        <w:rPr>
-          <w:sz w:val="20"/>
-          <w:szCs w:val="20"/>
-        </w:rPr>
-        <w:t xml:space="preserve">D)  Calories burned depends on minutes jogged.</w:t>
-      </w:r>
-    </w:p>
-    <w:p>
-      <w:pPr>
-        <w:spacing w:after="20"/>
+        <w:spacing w:after="80"/>
       </w:pPr>
       <w:r>
         <w:t xml:space="preserve"/>
@@ -4045,33 +4581,256 @@
     </w:p>
     <w:tbl>
       <w:tblPr>
-        <w:tblW w:type="pct" w:w="100%"/>
+        <w:tblW w:type="dxa" w:w="9360"/>
         <w:tblBorders>
           <w:top w:val="single" w:color="C7D2DD" w:sz="6"/>
           <w:left w:val="single" w:color="C7D2DD" w:sz="6"/>
           <w:bottom w:val="single" w:color="C7D2DD" w:sz="6"/>
           <w:right w:val="single" w:color="C7D2DD" w:sz="6"/>
-          <w:insideH w:val="single" w:color="auto" w:sz="4"/>
-          <w:insideV w:val="single" w:color="auto" w:sz="4"/>
+          <w:insideH w:val="single" w:color="C7D2DD" w:sz="6"/>
+          <w:insideV w:val="single" w:color="C7D2DD" w:sz="6"/>
         </w:tblBorders>
       </w:tblPr>
       <w:tblGrid>
-        <w:gridCol w:w="100"/>
+        <w:gridCol w:w="2800"/>
+        <w:gridCol w:w="3560"/>
+        <w:gridCol w:w="3000"/>
       </w:tblGrid>
       <w:tr>
-        <w:tc>
-          <w:tcPr>
+        <w:trPr>
+          <w:cantSplit/>
+          <w:tblHeader/>
+        </w:trPr>
+        <w:tc>
+          <w:tcPr>
+            <w:tcW w:type="dxa" w:w="2800"/>
+            <w:shd w:fill="EEF4F8" w:color="auto" w:val="clear"/>
+            <w:tcMar>
+              <w:top w:type="dxa" w:w="60"/>
+              <w:left w:type="dxa" w:w="100"/>
+              <w:bottom w:type="dxa" w:w="60"/>
+              <w:right w:type="dxa" w:w="100"/>
+            </w:tcMar>
+          </w:tcPr>
+          <w:p>
+            <w:pPr>
+              <w:spacing w:after="0"/>
+            </w:pPr>
+            <w:r>
+              <w:rPr>
+                <w:b/>
+                <w:bCs/>
+                <w:color w:val="12355B"/>
+                <w:sz w:val="16"/>
+                <w:szCs w:val="16"/>
+              </w:rPr>
+              <w:t xml:space="preserve">CORE PROBLEM / GIVEN REPRESENTATION</w:t>
+            </w:r>
+          </w:p>
+        </w:tc>
+        <w:tc>
+          <w:tcPr>
+            <w:tcW w:type="dxa" w:w="3560"/>
+            <w:shd w:fill="EEF4F8" w:color="auto" w:val="clear"/>
+            <w:tcMar>
+              <w:top w:type="dxa" w:w="60"/>
+              <w:left w:type="dxa" w:w="100"/>
+              <w:bottom w:type="dxa" w:w="60"/>
+              <w:right w:type="dxa" w:w="100"/>
+            </w:tcMar>
+          </w:tcPr>
+          <w:p>
+            <w:pPr>
+              <w:spacing w:after="0"/>
+            </w:pPr>
+            <w:r>
+              <w:rPr>
+                <w:b/>
+                <w:bCs/>
+                <w:color w:val="12355B"/>
+                <w:sz w:val="16"/>
+                <w:szCs w:val="16"/>
+              </w:rPr>
+              <w:t xml:space="preserve">WORKING SPACE / CALCULATION STEPS</w:t>
+            </w:r>
+          </w:p>
+        </w:tc>
+        <w:tc>
+          <w:tcPr>
+            <w:tcW w:type="dxa" w:w="3000"/>
             <w:shd w:fill="FBF3E2" w:color="auto" w:val="clear"/>
             <w:tcMar>
               <w:top w:type="dxa" w:w="60"/>
-              <w:left w:type="dxa" w:w="120"/>
+              <w:left w:type="dxa" w:w="100"/>
               <w:bottom w:type="dxa" w:w="60"/>
-              <w:right w:type="dxa" w:w="120"/>
-            </w:tcMar>
-          </w:tcPr>
-          <w:p>
-            <w:pPr>
-              <w:spacing w:after="0" w:line="320"/>
+              <w:right w:type="dxa" w:w="100"/>
+            </w:tcMar>
+          </w:tcPr>
+          <w:p>
+            <w:pPr>
+              <w:spacing w:after="0"/>
+            </w:pPr>
+            <w:r>
+              <w:rPr>
+                <w:b/>
+                <w:bCs/>
+                <w:color w:val="B97A12"/>
+                <w:sz w:val="16"/>
+                <w:szCs w:val="16"/>
+              </w:rPr>
+              <w:t xml:space="preserve">EXPLAIN YOUR REASONING</w:t>
+            </w:r>
+          </w:p>
+        </w:tc>
+      </w:tr>
+      <w:tr>
+        <w:trPr>
+          <w:cantSplit/>
+        </w:trPr>
+        <w:tc>
+          <w:tcPr>
+            <w:tcW w:type="dxa" w:w="2800"/>
+            <w:tcMar>
+              <w:top w:type="dxa" w:w="80"/>
+              <w:left w:type="dxa" w:w="100"/>
+              <w:bottom w:type="dxa" w:w="80"/>
+              <w:right w:type="dxa" w:w="100"/>
+            </w:tcMar>
+            <w:vAlign w:val="top"/>
+          </w:tcPr>
+          <w:p>
+            <w:pPr>
+              <w:spacing w:after="60"/>
+            </w:pPr>
+            <w:r>
+              <w:rPr>
+                <w:b/>
+                <w:bCs/>
+                <w:color w:val="12355B"/>
+                <w:sz w:val="21"/>
+                <w:szCs w:val="21"/>
+              </w:rPr>
+              <w:t xml:space="preserve">2.  </w:t>
+            </w:r>
+            <w:r>
+              <w:rPr>
+                <w:b/>
+                <w:bCs/>
+                <w:sz w:val="20"/>
+                <w:szCs w:val="20"/>
+              </w:rPr>
+              <w:t xml:space="preserve">Which sentence is written in the correct order?</w:t>
+            </w:r>
+          </w:p>
+          <w:p>
+            <w:pPr>
+              <w:spacing w:after="30"/>
+              <w:ind w:left="180"/>
+            </w:pPr>
+            <w:r>
+              <w:rPr>
+                <w:sz w:val="19"/>
+                <w:szCs w:val="19"/>
+              </w:rPr>
+              <w:t xml:space="preserve">A)  Minutes jogged depends on Calories burned.</w:t>
+            </w:r>
+          </w:p>
+          <w:p>
+            <w:pPr>
+              <w:spacing w:after="30"/>
+              <w:ind w:left="180"/>
+            </w:pPr>
+            <w:r>
+              <w:rPr>
+                <w:sz w:val="19"/>
+                <w:szCs w:val="19"/>
+              </w:rPr>
+              <w:t xml:space="preserve">B)  Calories burned depends on Calories burned.</w:t>
+            </w:r>
+          </w:p>
+          <w:p>
+            <w:pPr>
+              <w:spacing w:after="30"/>
+              <w:ind w:left="180"/>
+            </w:pPr>
+            <w:r>
+              <w:rPr>
+                <w:sz w:val="19"/>
+                <w:szCs w:val="19"/>
+              </w:rPr>
+              <w:t xml:space="preserve">C)  Neither quantity depends on the other.</w:t>
+            </w:r>
+          </w:p>
+          <w:p>
+            <w:pPr>
+              <w:spacing w:after="30"/>
+              <w:ind w:left="180"/>
+            </w:pPr>
+            <w:r>
+              <w:rPr>
+                <w:sz w:val="19"/>
+                <w:szCs w:val="19"/>
+              </w:rPr>
+              <w:t xml:space="preserve">D)  Calories burned depends on minutes jogged.</w:t>
+            </w:r>
+          </w:p>
+        </w:tc>
+        <w:tc>
+          <w:tcPr>
+            <w:tcW w:type="dxa" w:w="3560"/>
+            <w:tcMar>
+              <w:top w:type="dxa" w:w="80"/>
+              <w:left w:type="dxa" w:w="100"/>
+              <w:bottom w:type="dxa" w:w="80"/>
+              <w:right w:type="dxa" w:w="100"/>
+            </w:tcMar>
+            <w:vAlign w:val="top"/>
+          </w:tcPr>
+          <w:p>
+            <w:pPr>
+              <w:spacing w:after="40"/>
+            </w:pPr>
+            <w:r>
+              <w:rPr>
+                <w:b/>
+                <w:bCs/>
+                <w:color w:val="1FA6A2"/>
+                <w:sz w:val="19"/>
+                <w:szCs w:val="19"/>
+              </w:rPr>
+              <w:t xml:space="preserve">Solution:  </w:t>
+            </w:r>
+            <w:r>
+              <w:rPr>
+                <w:b/>
+                <w:bCs/>
+                <w:sz w:val="19"/>
+                <w:szCs w:val="19"/>
+              </w:rPr>
+              <w:t xml:space="preserve">D)  Calories burned depends on minutes jogged.</w:t>
+            </w:r>
+          </w:p>
+          <w:p>
+            <w:pPr>
+              <w:spacing w:after="40"/>
+            </w:pPr>
+            <w:r>
+              <w:rPr>
+                <w:i/>
+                <w:iCs/>
+                <w:color w:val="5F6F80"/>
+                <w:sz w:val="18"/>
+                <w:szCs w:val="18"/>
+              </w:rPr>
+              <w:t xml:space="preserve">The dependent quantity comes first in the sentence '___ depends on ___ .' Calories respond to time, so Calories depend on minutes.</w:t>
+            </w:r>
+          </w:p>
+          <w:p>
+            <w:pPr>
+              <w:pBdr>
+                <w:bottom w:val="single" w:color="AFBECC" w:sz="6"/>
+              </w:pBdr>
+              <w:spacing w:after="30" w:before="150"/>
             </w:pPr>
             <w:r>
               <w:t xml:space="preserve"/>
@@ -4079,7 +4838,125 @@
           </w:p>
           <w:p>
             <w:pPr>
-              <w:spacing w:after="0" w:line="320"/>
+              <w:pBdr>
+                <w:bottom w:val="single" w:color="AFBECC" w:sz="6"/>
+              </w:pBdr>
+              <w:spacing w:after="30" w:before="150"/>
+            </w:pPr>
+            <w:r>
+              <w:t xml:space="preserve"/>
+            </w:r>
+          </w:p>
+        </w:tc>
+        <w:tc>
+          <w:tcPr>
+            <w:tcW w:type="dxa" w:w="3000"/>
+            <w:shd w:fill="FBF3E2" w:color="auto" w:val="clear"/>
+            <w:tcMar>
+              <w:top w:type="dxa" w:w="80"/>
+              <w:left w:type="dxa" w:w="100"/>
+              <w:bottom w:type="dxa" w:w="80"/>
+              <w:right w:type="dxa" w:w="100"/>
+            </w:tcMar>
+            <w:vAlign w:val="top"/>
+          </w:tcPr>
+          <w:p>
+            <w:pPr>
+              <w:spacing w:after="40"/>
+            </w:pPr>
+            <w:r>
+              <w:rPr>
+                <w:b/>
+                <w:bCs/>
+                <w:color w:val="12355B"/>
+                <w:sz w:val="19"/>
+                <w:szCs w:val="19"/>
+              </w:rPr>
+              <w:t xml:space="preserve">Because... </w:t>
+            </w:r>
+            <w:r>
+              <w:rPr>
+                <w:color w:val="AFBECC"/>
+                <w:sz w:val="19"/>
+                <w:szCs w:val="19"/>
+              </w:rPr>
+              <w:t xml:space="preserve">________________</w:t>
+            </w:r>
+          </w:p>
+          <w:p>
+            <w:pPr>
+              <w:pBdr>
+                <w:bottom w:val="single" w:color="AFBECC" w:sz="6"/>
+              </w:pBdr>
+              <w:spacing w:after="30" w:before="150"/>
+            </w:pPr>
+            <w:r>
+              <w:t xml:space="preserve"/>
+            </w:r>
+          </w:p>
+          <w:p>
+            <w:pPr>
+              <w:spacing w:after="40" w:before="80"/>
+            </w:pPr>
+            <w:r>
+              <w:rPr>
+                <w:b/>
+                <w:bCs/>
+                <w:color w:val="6B4FA0"/>
+                <w:sz w:val="19"/>
+                <w:szCs w:val="19"/>
+              </w:rPr>
+              <w:t xml:space="preserve">Although... </w:t>
+            </w:r>
+            <w:r>
+              <w:rPr>
+                <w:color w:val="AFBECC"/>
+                <w:sz w:val="19"/>
+                <w:szCs w:val="19"/>
+              </w:rPr>
+              <w:t xml:space="preserve">_______________</w:t>
+            </w:r>
+          </w:p>
+          <w:p>
+            <w:pPr>
+              <w:pBdr>
+                <w:bottom w:val="single" w:color="AFBECC" w:sz="6"/>
+              </w:pBdr>
+              <w:spacing w:after="30" w:before="150"/>
+            </w:pPr>
+            <w:r>
+              <w:t xml:space="preserve"/>
+            </w:r>
+          </w:p>
+          <w:p>
+            <w:pPr>
+              <w:spacing w:after="40" w:before="80"/>
+            </w:pPr>
+            <w:r>
+              <w:rPr>
+                <w:b/>
+                <w:bCs/>
+                <w:color w:val="1FA6A2"/>
+                <w:sz w:val="19"/>
+                <w:szCs w:val="19"/>
+              </w:rPr>
+              <w:t xml:space="preserve">Therefore... </w:t>
+            </w:r>
+            <w:r>
+              <w:rPr>
+                <w:color w:val="AFBECC"/>
+                <w:sz w:val="19"/>
+                <w:szCs w:val="19"/>
+              </w:rPr>
+              <w:t xml:space="preserve">______________</w:t>
+            </w:r>
+          </w:p>
+          <w:p>
+            <w:pPr>
+              <w:pBdr>
+                <w:bottom w:val="single" w:color="AFBECC" w:sz="6"/>
+              </w:pBdr>
+              <w:spacing w:after="30" w:before="150"/>
             </w:pPr>
             <w:r>
               <w:t xml:space="preserve"/>
@@ -4090,84 +4967,7 @@
     </w:tbl>
     <w:p>
       <w:pPr>
-        <w:keepNext/>
-        <w:spacing w:after="60" w:before="160"/>
-      </w:pPr>
-      <w:r>
-        <w:rPr>
-          <w:b/>
-          <w:bCs/>
-          <w:color w:val="12355B"/>
-          <w:sz w:val="22"/>
-          <w:szCs w:val="22"/>
-        </w:rPr>
-        <w:t xml:space="preserve">3.  </w:t>
-      </w:r>
-      <w:r>
-        <w:rPr>
-          <w:b/>
-          <w:bCs/>
-          <w:sz w:val="21"/>
-          <w:szCs w:val="21"/>
-        </w:rPr>
-        <w:t xml:space="preserve">A tray that got 2 hours of sun grew to 4 cm. A tray that got 6 hours grew to 12 cm. As sunlight increases, plant height…</w:t>
-      </w:r>
-    </w:p>
-    <w:p>
-      <w:pPr>
-        <w:spacing w:after="40"/>
-        <w:ind w:left="420"/>
-      </w:pPr>
-      <w:r>
-        <w:rPr>
-          <w:sz w:val="20"/>
-          <w:szCs w:val="20"/>
-        </w:rPr>
-        <w:t xml:space="preserve">A)  decreases</w:t>
-      </w:r>
-    </w:p>
-    <w:p>
-      <w:pPr>
-        <w:spacing w:after="40"/>
-        <w:ind w:left="420"/>
-      </w:pPr>
-      <w:r>
-        <w:rPr>
-          <w:sz w:val="20"/>
-          <w:szCs w:val="20"/>
-        </w:rPr>
-        <w:t xml:space="preserve">B)  stays the same</w:t>
-      </w:r>
-    </w:p>
-    <w:p>
-      <w:pPr>
-        <w:spacing w:after="40"/>
-        <w:ind w:left="420"/>
-      </w:pPr>
-      <w:r>
-        <w:rPr>
-          <w:sz w:val="20"/>
-          <w:szCs w:val="20"/>
-        </w:rPr>
-        <w:t xml:space="preserve">C)  increases</w:t>
-      </w:r>
-    </w:p>
-    <w:p>
-      <w:pPr>
-        <w:spacing w:after="40"/>
-        <w:ind w:left="420"/>
-      </w:pPr>
-      <w:r>
-        <w:rPr>
-          <w:sz w:val="20"/>
-          <w:szCs w:val="20"/>
-        </w:rPr>
-        <w:t xml:space="preserve">D)  cannot be determined</w:t>
-      </w:r>
-    </w:p>
-    <w:p>
-      <w:pPr>
-        <w:spacing w:after="20"/>
+        <w:spacing w:after="80"/>
       </w:pPr>
       <w:r>
         <w:t xml:space="preserve"/>
@@ -4175,33 +4975,256 @@
     </w:p>
     <w:tbl>
       <w:tblPr>
-        <w:tblW w:type="pct" w:w="100%"/>
+        <w:tblW w:type="dxa" w:w="9360"/>
         <w:tblBorders>
           <w:top w:val="single" w:color="C7D2DD" w:sz="6"/>
           <w:left w:val="single" w:color="C7D2DD" w:sz="6"/>
           <w:bottom w:val="single" w:color="C7D2DD" w:sz="6"/>
           <w:right w:val="single" w:color="C7D2DD" w:sz="6"/>
-          <w:insideH w:val="single" w:color="auto" w:sz="4"/>
-          <w:insideV w:val="single" w:color="auto" w:sz="4"/>
+          <w:insideH w:val="single" w:color="C7D2DD" w:sz="6"/>
+          <w:insideV w:val="single" w:color="C7D2DD" w:sz="6"/>
         </w:tblBorders>
       </w:tblPr>
       <w:tblGrid>
-        <w:gridCol w:w="100"/>
+        <w:gridCol w:w="2800"/>
+        <w:gridCol w:w="3560"/>
+        <w:gridCol w:w="3000"/>
       </w:tblGrid>
       <w:tr>
-        <w:tc>
-          <w:tcPr>
+        <w:trPr>
+          <w:cantSplit/>
+          <w:tblHeader/>
+        </w:trPr>
+        <w:tc>
+          <w:tcPr>
+            <w:tcW w:type="dxa" w:w="2800"/>
+            <w:shd w:fill="EEF4F8" w:color="auto" w:val="clear"/>
+            <w:tcMar>
+              <w:top w:type="dxa" w:w="60"/>
+              <w:left w:type="dxa" w:w="100"/>
+              <w:bottom w:type="dxa" w:w="60"/>
+              <w:right w:type="dxa" w:w="100"/>
+            </w:tcMar>
+          </w:tcPr>
+          <w:p>
+            <w:pPr>
+              <w:spacing w:after="0"/>
+            </w:pPr>
+            <w:r>
+              <w:rPr>
+                <w:b/>
+                <w:bCs/>
+                <w:color w:val="12355B"/>
+                <w:sz w:val="16"/>
+                <w:szCs w:val="16"/>
+              </w:rPr>
+              <w:t xml:space="preserve">CORE PROBLEM / GIVEN REPRESENTATION</w:t>
+            </w:r>
+          </w:p>
+        </w:tc>
+        <w:tc>
+          <w:tcPr>
+            <w:tcW w:type="dxa" w:w="3560"/>
+            <w:shd w:fill="EEF4F8" w:color="auto" w:val="clear"/>
+            <w:tcMar>
+              <w:top w:type="dxa" w:w="60"/>
+              <w:left w:type="dxa" w:w="100"/>
+              <w:bottom w:type="dxa" w:w="60"/>
+              <w:right w:type="dxa" w:w="100"/>
+            </w:tcMar>
+          </w:tcPr>
+          <w:p>
+            <w:pPr>
+              <w:spacing w:after="0"/>
+            </w:pPr>
+            <w:r>
+              <w:rPr>
+                <w:b/>
+                <w:bCs/>
+                <w:color w:val="12355B"/>
+                <w:sz w:val="16"/>
+                <w:szCs w:val="16"/>
+              </w:rPr>
+              <w:t xml:space="preserve">WORKING SPACE / CALCULATION STEPS</w:t>
+            </w:r>
+          </w:p>
+        </w:tc>
+        <w:tc>
+          <w:tcPr>
+            <w:tcW w:type="dxa" w:w="3000"/>
             <w:shd w:fill="FBF3E2" w:color="auto" w:val="clear"/>
             <w:tcMar>
               <w:top w:type="dxa" w:w="60"/>
-              <w:left w:type="dxa" w:w="120"/>
+              <w:left w:type="dxa" w:w="100"/>
               <w:bottom w:type="dxa" w:w="60"/>
-              <w:right w:type="dxa" w:w="120"/>
-            </w:tcMar>
-          </w:tcPr>
-          <w:p>
-            <w:pPr>
-              <w:spacing w:after="0" w:line="320"/>
+              <w:right w:type="dxa" w:w="100"/>
+            </w:tcMar>
+          </w:tcPr>
+          <w:p>
+            <w:pPr>
+              <w:spacing w:after="0"/>
+            </w:pPr>
+            <w:r>
+              <w:rPr>
+                <w:b/>
+                <w:bCs/>
+                <w:color w:val="B97A12"/>
+                <w:sz w:val="16"/>
+                <w:szCs w:val="16"/>
+              </w:rPr>
+              <w:t xml:space="preserve">EXPLAIN YOUR REASONING</w:t>
+            </w:r>
+          </w:p>
+        </w:tc>
+      </w:tr>
+      <w:tr>
+        <w:trPr>
+          <w:cantSplit/>
+        </w:trPr>
+        <w:tc>
+          <w:tcPr>
+            <w:tcW w:type="dxa" w:w="2800"/>
+            <w:tcMar>
+              <w:top w:type="dxa" w:w="80"/>
+              <w:left w:type="dxa" w:w="100"/>
+              <w:bottom w:type="dxa" w:w="80"/>
+              <w:right w:type="dxa" w:w="100"/>
+            </w:tcMar>
+            <w:vAlign w:val="top"/>
+          </w:tcPr>
+          <w:p>
+            <w:pPr>
+              <w:spacing w:after="60"/>
+            </w:pPr>
+            <w:r>
+              <w:rPr>
+                <w:b/>
+                <w:bCs/>
+                <w:color w:val="12355B"/>
+                <w:sz w:val="21"/>
+                <w:szCs w:val="21"/>
+              </w:rPr>
+              <w:t xml:space="preserve">3.  </w:t>
+            </w:r>
+            <w:r>
+              <w:rPr>
+                <w:b/>
+                <w:bCs/>
+                <w:sz w:val="20"/>
+                <w:szCs w:val="20"/>
+              </w:rPr>
+              <w:t xml:space="preserve">A tray that got 2 hours of sun grew to 4 cm. A tray that got 6 hours grew to 12 cm. As sunlight increases, plant height…</w:t>
+            </w:r>
+          </w:p>
+          <w:p>
+            <w:pPr>
+              <w:spacing w:after="30"/>
+              <w:ind w:left="180"/>
+            </w:pPr>
+            <w:r>
+              <w:rPr>
+                <w:sz w:val="19"/>
+                <w:szCs w:val="19"/>
+              </w:rPr>
+              <w:t xml:space="preserve">A)  decreases</w:t>
+            </w:r>
+          </w:p>
+          <w:p>
+            <w:pPr>
+              <w:spacing w:after="30"/>
+              <w:ind w:left="180"/>
+            </w:pPr>
+            <w:r>
+              <w:rPr>
+                <w:sz w:val="19"/>
+                <w:szCs w:val="19"/>
+              </w:rPr>
+              <w:t xml:space="preserve">B)  stays the same</w:t>
+            </w:r>
+          </w:p>
+          <w:p>
+            <w:pPr>
+              <w:spacing w:after="30"/>
+              <w:ind w:left="180"/>
+            </w:pPr>
+            <w:r>
+              <w:rPr>
+                <w:sz w:val="19"/>
+                <w:szCs w:val="19"/>
+              </w:rPr>
+              <w:t xml:space="preserve">C)  increases</w:t>
+            </w:r>
+          </w:p>
+          <w:p>
+            <w:pPr>
+              <w:spacing w:after="30"/>
+              <w:ind w:left="180"/>
+            </w:pPr>
+            <w:r>
+              <w:rPr>
+                <w:sz w:val="19"/>
+                <w:szCs w:val="19"/>
+              </w:rPr>
+              <w:t xml:space="preserve">D)  cannot be determined</w:t>
+            </w:r>
+          </w:p>
+        </w:tc>
+        <w:tc>
+          <w:tcPr>
+            <w:tcW w:type="dxa" w:w="3560"/>
+            <w:tcMar>
+              <w:top w:type="dxa" w:w="80"/>
+              <w:left w:type="dxa" w:w="100"/>
+              <w:bottom w:type="dxa" w:w="80"/>
+              <w:right w:type="dxa" w:w="100"/>
+            </w:tcMar>
+            <w:vAlign w:val="top"/>
+          </w:tcPr>
+          <w:p>
+            <w:pPr>
+              <w:spacing w:after="40"/>
+            </w:pPr>
+            <w:r>
+              <w:rPr>
+                <w:b/>
+                <w:bCs/>
+                <w:color w:val="1FA6A2"/>
+                <w:sz w:val="19"/>
+                <w:szCs w:val="19"/>
+              </w:rPr>
+              <w:t xml:space="preserve">Solution:  </w:t>
+            </w:r>
+            <w:r>
+              <w:rPr>
+                <w:b/>
+                <w:bCs/>
+                <w:sz w:val="19"/>
+                <w:szCs w:val="19"/>
+              </w:rPr>
+              <w:t xml:space="preserve">C)  increases</w:t>
+            </w:r>
+          </w:p>
+          <w:p>
+            <w:pPr>
+              <w:spacing w:after="40"/>
+            </w:pPr>
+            <w:r>
+              <w:rPr>
+                <w:i/>
+                <w:iCs/>
+                <w:color w:val="5F6F80"/>
+                <w:sz w:val="18"/>
+                <w:szCs w:val="18"/>
+              </w:rPr>
+              <w:t xml:space="preserve">2 hours gave 4 cm and 6 hours gave 12 cm, so more sunlight went with more height.</w:t>
+            </w:r>
+          </w:p>
+          <w:p>
+            <w:pPr>
+              <w:pBdr>
+                <w:bottom w:val="single" w:color="AFBECC" w:sz="6"/>
+              </w:pBdr>
+              <w:spacing w:after="30" w:before="150"/>
             </w:pPr>
             <w:r>
               <w:t xml:space="preserve"/>
@@ -4209,7 +5232,125 @@
           </w:p>
           <w:p>
             <w:pPr>
-              <w:spacing w:after="0" w:line="320"/>
+              <w:pBdr>
+                <w:bottom w:val="single" w:color="AFBECC" w:sz="6"/>
+              </w:pBdr>
+              <w:spacing w:after="30" w:before="150"/>
+            </w:pPr>
+            <w:r>
+              <w:t xml:space="preserve"/>
+            </w:r>
+          </w:p>
+        </w:tc>
+        <w:tc>
+          <w:tcPr>
+            <w:tcW w:type="dxa" w:w="3000"/>
+            <w:shd w:fill="FBF3E2" w:color="auto" w:val="clear"/>
+            <w:tcMar>
+              <w:top w:type="dxa" w:w="80"/>
+              <w:left w:type="dxa" w:w="100"/>
+              <w:bottom w:type="dxa" w:w="80"/>
+              <w:right w:type="dxa" w:w="100"/>
+            </w:tcMar>
+            <w:vAlign w:val="top"/>
+          </w:tcPr>
+          <w:p>
+            <w:pPr>
+              <w:spacing w:after="40"/>
+            </w:pPr>
+            <w:r>
+              <w:rPr>
+                <w:b/>
+                <w:bCs/>
+                <w:color w:val="12355B"/>
+                <w:sz w:val="19"/>
+                <w:szCs w:val="19"/>
+              </w:rPr>
+              <w:t xml:space="preserve">Because... </w:t>
+            </w:r>
+            <w:r>
+              <w:rPr>
+                <w:color w:val="AFBECC"/>
+                <w:sz w:val="19"/>
+                <w:szCs w:val="19"/>
+              </w:rPr>
+              <w:t xml:space="preserve">________________</w:t>
+            </w:r>
+          </w:p>
+          <w:p>
+            <w:pPr>
+              <w:pBdr>
+                <w:bottom w:val="single" w:color="AFBECC" w:sz="6"/>
+              </w:pBdr>
+              <w:spacing w:after="30" w:before="150"/>
+            </w:pPr>
+            <w:r>
+              <w:t xml:space="preserve"/>
+            </w:r>
+          </w:p>
+          <w:p>
+            <w:pPr>
+              <w:spacing w:after="40" w:before="80"/>
+            </w:pPr>
+            <w:r>
+              <w:rPr>
+                <w:b/>
+                <w:bCs/>
+                <w:color w:val="6B4FA0"/>
+                <w:sz w:val="19"/>
+                <w:szCs w:val="19"/>
+              </w:rPr>
+              <w:t xml:space="preserve">Although... </w:t>
+            </w:r>
+            <w:r>
+              <w:rPr>
+                <w:color w:val="AFBECC"/>
+                <w:sz w:val="19"/>
+                <w:szCs w:val="19"/>
+              </w:rPr>
+              <w:t xml:space="preserve">_______________</w:t>
+            </w:r>
+          </w:p>
+          <w:p>
+            <w:pPr>
+              <w:pBdr>
+                <w:bottom w:val="single" w:color="AFBECC" w:sz="6"/>
+              </w:pBdr>
+              <w:spacing w:after="30" w:before="150"/>
+            </w:pPr>
+            <w:r>
+              <w:t xml:space="preserve"/>
+            </w:r>
+          </w:p>
+          <w:p>
+            <w:pPr>
+              <w:spacing w:after="40" w:before="80"/>
+            </w:pPr>
+            <w:r>
+              <w:rPr>
+                <w:b/>
+                <w:bCs/>
+                <w:color w:val="1FA6A2"/>
+                <w:sz w:val="19"/>
+                <w:szCs w:val="19"/>
+              </w:rPr>
+              <w:t xml:space="preserve">Therefore... </w:t>
+            </w:r>
+            <w:r>
+              <w:rPr>
+                <w:color w:val="AFBECC"/>
+                <w:sz w:val="19"/>
+                <w:szCs w:val="19"/>
+              </w:rPr>
+              <w:t xml:space="preserve">______________</w:t>
+            </w:r>
+          </w:p>
+          <w:p>
+            <w:pPr>
+              <w:pBdr>
+                <w:bottom w:val="single" w:color="AFBECC" w:sz="6"/>
+              </w:pBdr>
+              <w:spacing w:after="30" w:before="150"/>
             </w:pPr>
             <w:r>
               <w:t xml:space="preserve"/>
@@ -4220,84 +5361,7 @@
     </w:tbl>
     <w:p>
       <w:pPr>
-        <w:keepNext/>
-        <w:spacing w:after="60" w:before="160"/>
-      </w:pPr>
-      <w:r>
-        <w:rPr>
-          <w:b/>
-          <w:bCs/>
-          <w:color w:val="12355B"/>
-          <w:sz w:val="22"/>
-          <w:szCs w:val="22"/>
-        </w:rPr>
-        <w:t xml:space="preserve">4.  </w:t>
-      </w:r>
-      <w:r>
-        <w:rPr>
-          <w:b/>
-          <w:bCs/>
-          <w:sz w:val="21"/>
-          <w:szCs w:val="21"/>
-        </w:rPr>
-        <w:t xml:space="preserve">You buy tickets at $45 each. Which quantity depends on the other?</w:t>
-      </w:r>
-    </w:p>
-    <w:p>
-      <w:pPr>
-        <w:spacing w:after="40"/>
-        <w:ind w:left="420"/>
-      </w:pPr>
-      <w:r>
-        <w:rPr>
-          <w:sz w:val="20"/>
-          <w:szCs w:val="20"/>
-        </w:rPr>
-        <w:t xml:space="preserve">A)  Total cost depends on number of tickets</w:t>
-      </w:r>
-    </w:p>
-    <w:p>
-      <w:pPr>
-        <w:spacing w:after="40"/>
-        <w:ind w:left="420"/>
-      </w:pPr>
-      <w:r>
-        <w:rPr>
-          <w:sz w:val="20"/>
-          <w:szCs w:val="20"/>
-        </w:rPr>
-        <w:t xml:space="preserve">B)  Number of tickets depends on total cost</w:t>
-      </w:r>
-    </w:p>
-    <w:p>
-      <w:pPr>
-        <w:spacing w:after="40"/>
-        <w:ind w:left="420"/>
-      </w:pPr>
-      <w:r>
-        <w:rPr>
-          <w:sz w:val="20"/>
-          <w:szCs w:val="20"/>
-        </w:rPr>
-        <w:t xml:space="preserve">C)  The price per ticket depends on the total cost</w:t>
-      </w:r>
-    </w:p>
-    <w:p>
-      <w:pPr>
-        <w:spacing w:after="40"/>
-        <w:ind w:left="420"/>
-      </w:pPr>
-      <w:r>
-        <w:rPr>
-          <w:sz w:val="20"/>
-          <w:szCs w:val="20"/>
-        </w:rPr>
-        <w:t xml:space="preserve">D)  Nothing depends on anything here</w:t>
-      </w:r>
-    </w:p>
-    <w:p>
-      <w:pPr>
-        <w:spacing w:after="20"/>
+        <w:spacing w:after="80"/>
       </w:pPr>
       <w:r>
         <w:t xml:space="preserve"/>
@@ -4305,33 +5369,256 @@
     </w:p>
     <w:tbl>
       <w:tblPr>
-        <w:tblW w:type="pct" w:w="100%"/>
+        <w:tblW w:type="dxa" w:w="9360"/>
         <w:tblBorders>
           <w:top w:val="single" w:color="C7D2DD" w:sz="6"/>
           <w:left w:val="single" w:color="C7D2DD" w:sz="6"/>
           <w:bottom w:val="single" w:color="C7D2DD" w:sz="6"/>
           <w:right w:val="single" w:color="C7D2DD" w:sz="6"/>
-          <w:insideH w:val="single" w:color="auto" w:sz="4"/>
-          <w:insideV w:val="single" w:color="auto" w:sz="4"/>
+          <w:insideH w:val="single" w:color="C7D2DD" w:sz="6"/>
+          <w:insideV w:val="single" w:color="C7D2DD" w:sz="6"/>
         </w:tblBorders>
       </w:tblPr>
       <w:tblGrid>
-        <w:gridCol w:w="100"/>
+        <w:gridCol w:w="2800"/>
+        <w:gridCol w:w="3560"/>
+        <w:gridCol w:w="3000"/>
       </w:tblGrid>
       <w:tr>
-        <w:tc>
-          <w:tcPr>
+        <w:trPr>
+          <w:cantSplit/>
+          <w:tblHeader/>
+        </w:trPr>
+        <w:tc>
+          <w:tcPr>
+            <w:tcW w:type="dxa" w:w="2800"/>
+            <w:shd w:fill="EEF4F8" w:color="auto" w:val="clear"/>
+            <w:tcMar>
+              <w:top w:type="dxa" w:w="60"/>
+              <w:left w:type="dxa" w:w="100"/>
+              <w:bottom w:type="dxa" w:w="60"/>
+              <w:right w:type="dxa" w:w="100"/>
+            </w:tcMar>
+          </w:tcPr>
+          <w:p>
+            <w:pPr>
+              <w:spacing w:after="0"/>
+            </w:pPr>
+            <w:r>
+              <w:rPr>
+                <w:b/>
+                <w:bCs/>
+                <w:color w:val="12355B"/>
+                <w:sz w:val="16"/>
+                <w:szCs w:val="16"/>
+              </w:rPr>
+              <w:t xml:space="preserve">CORE PROBLEM / GIVEN REPRESENTATION</w:t>
+            </w:r>
+          </w:p>
+        </w:tc>
+        <w:tc>
+          <w:tcPr>
+            <w:tcW w:type="dxa" w:w="3560"/>
+            <w:shd w:fill="EEF4F8" w:color="auto" w:val="clear"/>
+            <w:tcMar>
+              <w:top w:type="dxa" w:w="60"/>
+              <w:left w:type="dxa" w:w="100"/>
+              <w:bottom w:type="dxa" w:w="60"/>
+              <w:right w:type="dxa" w:w="100"/>
+            </w:tcMar>
+          </w:tcPr>
+          <w:p>
+            <w:pPr>
+              <w:spacing w:after="0"/>
+            </w:pPr>
+            <w:r>
+              <w:rPr>
+                <w:b/>
+                <w:bCs/>
+                <w:color w:val="12355B"/>
+                <w:sz w:val="16"/>
+                <w:szCs w:val="16"/>
+              </w:rPr>
+              <w:t xml:space="preserve">WORKING SPACE / CALCULATION STEPS</w:t>
+            </w:r>
+          </w:p>
+        </w:tc>
+        <w:tc>
+          <w:tcPr>
+            <w:tcW w:type="dxa" w:w="3000"/>
             <w:shd w:fill="FBF3E2" w:color="auto" w:val="clear"/>
             <w:tcMar>
               <w:top w:type="dxa" w:w="60"/>
-              <w:left w:type="dxa" w:w="120"/>
+              <w:left w:type="dxa" w:w="100"/>
               <w:bottom w:type="dxa" w:w="60"/>
-              <w:right w:type="dxa" w:w="120"/>
-            </w:tcMar>
-          </w:tcPr>
-          <w:p>
-            <w:pPr>
-              <w:spacing w:after="0" w:line="320"/>
+              <w:right w:type="dxa" w:w="100"/>
+            </w:tcMar>
+          </w:tcPr>
+          <w:p>
+            <w:pPr>
+              <w:spacing w:after="0"/>
+            </w:pPr>
+            <w:r>
+              <w:rPr>
+                <w:b/>
+                <w:bCs/>
+                <w:color w:val="B97A12"/>
+                <w:sz w:val="16"/>
+                <w:szCs w:val="16"/>
+              </w:rPr>
+              <w:t xml:space="preserve">EXPLAIN YOUR REASONING</w:t>
+            </w:r>
+          </w:p>
+        </w:tc>
+      </w:tr>
+      <w:tr>
+        <w:trPr>
+          <w:cantSplit/>
+        </w:trPr>
+        <w:tc>
+          <w:tcPr>
+            <w:tcW w:type="dxa" w:w="2800"/>
+            <w:tcMar>
+              <w:top w:type="dxa" w:w="80"/>
+              <w:left w:type="dxa" w:w="100"/>
+              <w:bottom w:type="dxa" w:w="80"/>
+              <w:right w:type="dxa" w:w="100"/>
+            </w:tcMar>
+            <w:vAlign w:val="top"/>
+          </w:tcPr>
+          <w:p>
+            <w:pPr>
+              <w:spacing w:after="60"/>
+            </w:pPr>
+            <w:r>
+              <w:rPr>
+                <w:b/>
+                <w:bCs/>
+                <w:color w:val="12355B"/>
+                <w:sz w:val="21"/>
+                <w:szCs w:val="21"/>
+              </w:rPr>
+              <w:t xml:space="preserve">4.  </w:t>
+            </w:r>
+            <w:r>
+              <w:rPr>
+                <w:b/>
+                <w:bCs/>
+                <w:sz w:val="20"/>
+                <w:szCs w:val="20"/>
+              </w:rPr>
+              <w:t xml:space="preserve">You buy tickets at $45 each. Which quantity depends on the other?</w:t>
+            </w:r>
+          </w:p>
+          <w:p>
+            <w:pPr>
+              <w:spacing w:after="30"/>
+              <w:ind w:left="180"/>
+            </w:pPr>
+            <w:r>
+              <w:rPr>
+                <w:sz w:val="19"/>
+                <w:szCs w:val="19"/>
+              </w:rPr>
+              <w:t xml:space="preserve">A)  Total cost depends on number of tickets</w:t>
+            </w:r>
+          </w:p>
+          <w:p>
+            <w:pPr>
+              <w:spacing w:after="30"/>
+              <w:ind w:left="180"/>
+            </w:pPr>
+            <w:r>
+              <w:rPr>
+                <w:sz w:val="19"/>
+                <w:szCs w:val="19"/>
+              </w:rPr>
+              <w:t xml:space="preserve">B)  Number of tickets depends on total cost</w:t>
+            </w:r>
+          </w:p>
+          <w:p>
+            <w:pPr>
+              <w:spacing w:after="30"/>
+              <w:ind w:left="180"/>
+            </w:pPr>
+            <w:r>
+              <w:rPr>
+                <w:sz w:val="19"/>
+                <w:szCs w:val="19"/>
+              </w:rPr>
+              <w:t xml:space="preserve">C)  The price per ticket depends on the total cost</w:t>
+            </w:r>
+          </w:p>
+          <w:p>
+            <w:pPr>
+              <w:spacing w:after="30"/>
+              <w:ind w:left="180"/>
+            </w:pPr>
+            <w:r>
+              <w:rPr>
+                <w:sz w:val="19"/>
+                <w:szCs w:val="19"/>
+              </w:rPr>
+              <w:t xml:space="preserve">D)  Nothing depends on anything here</w:t>
+            </w:r>
+          </w:p>
+        </w:tc>
+        <w:tc>
+          <w:tcPr>
+            <w:tcW w:type="dxa" w:w="3560"/>
+            <w:tcMar>
+              <w:top w:type="dxa" w:w="80"/>
+              <w:left w:type="dxa" w:w="100"/>
+              <w:bottom w:type="dxa" w:w="80"/>
+              <w:right w:type="dxa" w:w="100"/>
+            </w:tcMar>
+            <w:vAlign w:val="top"/>
+          </w:tcPr>
+          <w:p>
+            <w:pPr>
+              <w:spacing w:after="40"/>
+            </w:pPr>
+            <w:r>
+              <w:rPr>
+                <w:b/>
+                <w:bCs/>
+                <w:color w:val="1FA6A2"/>
+                <w:sz w:val="19"/>
+                <w:szCs w:val="19"/>
+              </w:rPr>
+              <w:t xml:space="preserve">Solution:  </w:t>
+            </w:r>
+            <w:r>
+              <w:rPr>
+                <w:b/>
+                <w:bCs/>
+                <w:sz w:val="19"/>
+                <w:szCs w:val="19"/>
+              </w:rPr>
+              <w:t xml:space="preserve">A)  Total cost depends on number of tickets</w:t>
+            </w:r>
+          </w:p>
+          <w:p>
+            <w:pPr>
+              <w:spacing w:after="40"/>
+            </w:pPr>
+            <w:r>
+              <w:rPr>
+                <w:i/>
+                <w:iCs/>
+                <w:color w:val="5F6F80"/>
+                <w:sz w:val="18"/>
+                <w:szCs w:val="18"/>
+              </w:rPr>
+              <w:t xml:space="preserve">You choose how many tickets to buy; the total cost is the result of that choice.</w:t>
+            </w:r>
+          </w:p>
+          <w:p>
+            <w:pPr>
+              <w:pBdr>
+                <w:bottom w:val="single" w:color="AFBECC" w:sz="6"/>
+              </w:pBdr>
+              <w:spacing w:after="30" w:before="150"/>
             </w:pPr>
             <w:r>
               <w:t xml:space="preserve"/>
@@ -4339,7 +5626,125 @@
           </w:p>
           <w:p>
             <w:pPr>
-              <w:spacing w:after="0" w:line="320"/>
+              <w:pBdr>
+                <w:bottom w:val="single" w:color="AFBECC" w:sz="6"/>
+              </w:pBdr>
+              <w:spacing w:after="30" w:before="150"/>
+            </w:pPr>
+            <w:r>
+              <w:t xml:space="preserve"/>
+            </w:r>
+          </w:p>
+        </w:tc>
+        <w:tc>
+          <w:tcPr>
+            <w:tcW w:type="dxa" w:w="3000"/>
+            <w:shd w:fill="FBF3E2" w:color="auto" w:val="clear"/>
+            <w:tcMar>
+              <w:top w:type="dxa" w:w="80"/>
+              <w:left w:type="dxa" w:w="100"/>
+              <w:bottom w:type="dxa" w:w="80"/>
+              <w:right w:type="dxa" w:w="100"/>
+            </w:tcMar>
+            <w:vAlign w:val="top"/>
+          </w:tcPr>
+          <w:p>
+            <w:pPr>
+              <w:spacing w:after="40"/>
+            </w:pPr>
+            <w:r>
+              <w:rPr>
+                <w:b/>
+                <w:bCs/>
+                <w:color w:val="12355B"/>
+                <w:sz w:val="19"/>
+                <w:szCs w:val="19"/>
+              </w:rPr>
+              <w:t xml:space="preserve">Because... </w:t>
+            </w:r>
+            <w:r>
+              <w:rPr>
+                <w:color w:val="AFBECC"/>
+                <w:sz w:val="19"/>
+                <w:szCs w:val="19"/>
+              </w:rPr>
+              <w:t xml:space="preserve">________________</w:t>
+            </w:r>
+          </w:p>
+          <w:p>
+            <w:pPr>
+              <w:pBdr>
+                <w:bottom w:val="single" w:color="AFBECC" w:sz="6"/>
+              </w:pBdr>
+              <w:spacing w:after="30" w:before="150"/>
+            </w:pPr>
+            <w:r>
+              <w:t xml:space="preserve"/>
+            </w:r>
+          </w:p>
+          <w:p>
+            <w:pPr>
+              <w:spacing w:after="40" w:before="80"/>
+            </w:pPr>
+            <w:r>
+              <w:rPr>
+                <w:b/>
+                <w:bCs/>
+                <w:color w:val="6B4FA0"/>
+                <w:sz w:val="19"/>
+                <w:szCs w:val="19"/>
+              </w:rPr>
+              <w:t xml:space="preserve">Although... </w:t>
+            </w:r>
+            <w:r>
+              <w:rPr>
+                <w:color w:val="AFBECC"/>
+                <w:sz w:val="19"/>
+                <w:szCs w:val="19"/>
+              </w:rPr>
+              <w:t xml:space="preserve">_______________</w:t>
+            </w:r>
+          </w:p>
+          <w:p>
+            <w:pPr>
+              <w:pBdr>
+                <w:bottom w:val="single" w:color="AFBECC" w:sz="6"/>
+              </w:pBdr>
+              <w:spacing w:after="30" w:before="150"/>
+            </w:pPr>
+            <w:r>
+              <w:t xml:space="preserve"/>
+            </w:r>
+          </w:p>
+          <w:p>
+            <w:pPr>
+              <w:spacing w:after="40" w:before="80"/>
+            </w:pPr>
+            <w:r>
+              <w:rPr>
+                <w:b/>
+                <w:bCs/>
+                <w:color w:val="1FA6A2"/>
+                <w:sz w:val="19"/>
+                <w:szCs w:val="19"/>
+              </w:rPr>
+              <w:t xml:space="preserve">Therefore... </w:t>
+            </w:r>
+            <w:r>
+              <w:rPr>
+                <w:color w:val="AFBECC"/>
+                <w:sz w:val="19"/>
+                <w:szCs w:val="19"/>
+              </w:rPr>
+              <w:t xml:space="preserve">______________</w:t>
+            </w:r>
+          </w:p>
+          <w:p>
+            <w:pPr>
+              <w:pBdr>
+                <w:bottom w:val="single" w:color="AFBECC" w:sz="6"/>
+              </w:pBdr>
+              <w:spacing w:after="30" w:before="150"/>
             </w:pPr>
             <w:r>
               <w:t xml:space="preserve"/>
@@ -4348,6 +5753,14 @@
         </w:tc>
       </w:tr>
     </w:tbl>
+    <w:p>
+      <w:pPr>
+        <w:spacing w:after="80"/>
+      </w:pPr>
+      <w:r>
+        <w:t xml:space="preserve"/>
+      </w:r>
+    </w:p>
     <w:p>
       <w:pPr>
         <w:pStyle w:val="Heading1"/>
@@ -4466,6 +5879,149 @@
         <w:t xml:space="preserve"/>
       </w:r>
     </w:p>
+    <w:p>
+      <w:pPr>
+        <w:spacing w:after="60"/>
+      </w:pPr>
+      <w:r>
+        <w:t xml:space="preserve"/>
+      </w:r>
+    </w:p>
+    <w:tbl>
+      <w:tblPr>
+        <w:tblW w:type="dxa" w:w="9360"/>
+        <w:tblBorders>
+          <w:top w:val="single" w:color="C7D2DD" w:sz="6"/>
+          <w:left w:val="single" w:color="C7D2DD" w:sz="6"/>
+          <w:bottom w:val="single" w:color="C7D2DD" w:sz="6"/>
+          <w:right w:val="single" w:color="C7D2DD" w:sz="6"/>
+          <w:insideH w:val="single" w:color="C7D2DD" w:sz="6"/>
+          <w:insideV w:val="single" w:color="C7D2DD" w:sz="6"/>
+        </w:tblBorders>
+      </w:tblPr>
+      <w:tblGrid>
+        <w:gridCol w:w="3120"/>
+        <w:gridCol w:w="3120"/>
+        <w:gridCol w:w="3120"/>
+      </w:tblGrid>
+      <w:tr>
+        <w:trPr>
+          <w:cantSplit/>
+          <w:tblHeader/>
+        </w:trPr>
+        <w:tc>
+          <w:tcPr>
+            <w:tcW w:type="dxa" w:w="9360"/>
+            <w:gridSpan w:val="3"/>
+            <w:shd w:fill="EEF4F8" w:color="auto" w:val="clear"/>
+            <w:tcMar>
+              <w:top w:type="dxa" w:w="60"/>
+              <w:left w:type="dxa" w:w="100"/>
+              <w:bottom w:type="dxa" w:w="60"/>
+              <w:right w:type="dxa" w:w="100"/>
+            </w:tcMar>
+          </w:tcPr>
+          <w:p>
+            <w:pPr>
+              <w:spacing w:after="0"/>
+            </w:pPr>
+            <w:r>
+              <w:rPr>
+                <w:b/>
+                <w:bCs/>
+                <w:color w:val="12355B"/>
+                <w:sz w:val="18"/>
+                <w:szCs w:val="18"/>
+              </w:rPr>
+              <w:t xml:space="preserve">EXIT CHECK · 3-POINT SELF-ASSESSMENT CHECKLIST</w:t>
+            </w:r>
+          </w:p>
+        </w:tc>
+      </w:tr>
+      <w:tr>
+        <w:trPr>
+          <w:cantSplit/>
+        </w:trPr>
+        <w:tc>
+          <w:tcPr>
+            <w:tcW w:type="dxa" w:w="3120"/>
+            <w:tcMar>
+              <w:top w:type="dxa" w:w="80"/>
+              <w:left w:type="dxa" w:w="100"/>
+              <w:bottom w:type="dxa" w:w="80"/>
+              <w:right w:type="dxa" w:w="100"/>
+            </w:tcMar>
+          </w:tcPr>
+          <w:p>
+            <w:pPr>
+              <w:spacing w:after="0"/>
+            </w:pPr>
+            <w:r>
+              <w:rPr>
+                <w:b/>
+                <w:bCs/>
+                <w:color w:val="1A2733"/>
+                <w:sz w:val="18"/>
+                <w:szCs w:val="18"/>
+              </w:rPr>
+              <w:t xml:space="preserve">☐ 1. Units &amp; Labels Verified</w:t>
+            </w:r>
+          </w:p>
+        </w:tc>
+        <w:tc>
+          <w:tcPr>
+            <w:tcW w:type="dxa" w:w="3120"/>
+            <w:tcMar>
+              <w:top w:type="dxa" w:w="80"/>
+              <w:left w:type="dxa" w:w="100"/>
+              <w:bottom w:type="dxa" w:w="80"/>
+              <w:right w:type="dxa" w:w="100"/>
+            </w:tcMar>
+          </w:tcPr>
+          <w:p>
+            <w:pPr>
+              <w:spacing w:after="0"/>
+            </w:pPr>
+            <w:r>
+              <w:rPr>
+                <w:b/>
+                <w:bCs/>
+                <w:color w:val="1A2733"/>
+                <w:sz w:val="18"/>
+                <w:szCs w:val="18"/>
+              </w:rPr>
+              <w:t xml:space="preserve">☐ 2. Reasoning Stated (Because / Although / Therefore)</w:t>
+            </w:r>
+          </w:p>
+        </w:tc>
+        <w:tc>
+          <w:tcPr>
+            <w:tcW w:type="dxa" w:w="3120"/>
+            <w:tcMar>
+              <w:top w:type="dxa" w:w="80"/>
+              <w:left w:type="dxa" w:w="100"/>
+              <w:bottom w:type="dxa" w:w="80"/>
+              <w:right w:type="dxa" w:w="100"/>
+            </w:tcMar>
+          </w:tcPr>
+          <w:p>
+            <w:pPr>
+              <w:spacing w:after="0"/>
+            </w:pPr>
+            <w:r>
+              <w:rPr>
+                <w:b/>
+                <w:bCs/>
+                <w:color w:val="1A2733"/>
+                <w:sz w:val="18"/>
+                <w:szCs w:val="18"/>
+              </w:rPr>
+              <w:t xml:space="preserve">☐ 3. Calculations Double-Checked</w:t>
+            </w:r>
+          </w:p>
+        </w:tc>
+      </w:tr>
+    </w:tbl>
     <w:p>
       <w:pPr>
         <w:pStyle w:val="Heading1"/>
